--- a/pr-preview/pr-329/linear-algebra-vectors.docx
+++ b/pr-preview/pr-329/linear-algebra-vectors.docx
@@ -15,7 +15,7 @@
         <w:pStyle w:val="Date"/>
       </w:pPr>
       <w:r>
-        <w:t xml:space="preserve">Last modified: 2026-10-16 00:45:25 (PDT)</w:t>
+        <w:t xml:space="preserve">Last modified: 2026-10-16 01:54:17 (PDT)</w:t>
       </w:r>
     </w:p>
     <w:bookmarkStart w:id="92" w:name="vectors"/>

--- a/pr-preview/pr-329/linear-algebra-vectors.docx
+++ b/pr-preview/pr-329/linear-algebra-vectors.docx
@@ -15,7 +15,7 @@
         <w:pStyle w:val="Date"/>
       </w:pPr>
       <w:r>
-        <w:t xml:space="preserve">Last modified: 2026-10-16 01:54:17 (PDT)</w:t>
+        <w:t xml:space="preserve">Last modified: 2026-10-16 02:50:49 (PDT)</w:t>
       </w:r>
     </w:p>
     <w:bookmarkStart w:id="92" w:name="vectors"/>

--- a/pr-preview/pr-329/linear-algebra-vectors.docx
+++ b/pr-preview/pr-329/linear-algebra-vectors.docx
@@ -15,7 +15,7 @@
         <w:pStyle w:val="Date"/>
       </w:pPr>
       <w:r>
-        <w:t xml:space="preserve">Last modified: 2026-10-16 02:50:49 (PDT)</w:t>
+        <w:t xml:space="preserve">Last modified: 2026-10-16 04:03:03 (PDT)</w:t>
       </w:r>
     </w:p>
     <w:bookmarkStart w:id="92" w:name="vectors"/>
@@ -109,16 +109,21 @@
         <w:t xml:space="preserve"> </w:t>
       </w:r>
       <m:oMath>
-        <m:acc>
-          <m:accPr>
-            <m:chr m:val="̃"/>
-          </m:accPr>
+        <m:limLow>
           <m:e>
             <m:r>
               <m:t>x</m:t>
             </m:r>
           </m:e>
-        </m:acc>
+          <m:lim>
+            <m:r>
+              <m:rPr>
+                <m:sty m:val="p"/>
+              </m:rPr>
+              <m:t>∼</m:t>
+            </m:r>
+          </m:lim>
+        </m:limLow>
       </m:oMath>
       <w:r>
         <w:t xml:space="preserve">,</w:t>
@@ -318,16 +323,21 @@
           <m:jc m:val="center"/>
         </m:oMathParaPr>
         <m:oMath>
-          <m:acc>
-            <m:accPr>
-              <m:chr m:val="̃"/>
-            </m:accPr>
+          <m:limLow>
             <m:e>
               <m:r>
                 <m:t>x</m:t>
               </m:r>
             </m:e>
-          </m:acc>
+            <m:lim>
+              <m:r>
+                <m:rPr>
+                  <m:sty m:val="p"/>
+                </m:rPr>
+                <m:t>∼</m:t>
+              </m:r>
+            </m:lim>
+          </m:limLow>
           <m:r>
             <m:rPr>
               <m:sty m:val="p"/>
@@ -608,16 +618,21 @@
           <m:jc m:val="center"/>
         </m:oMathParaPr>
         <m:oMath>
-          <m:acc>
-            <m:accPr>
-              <m:chr m:val="̃"/>
-            </m:accPr>
+          <m:limLow>
             <m:e>
               <m:r>
                 <m:t>x</m:t>
               </m:r>
             </m:e>
-          </m:acc>
+            <m:lim>
+              <m:r>
+                <m:rPr>
+                  <m:sty m:val="p"/>
+                </m:rPr>
+                <m:t>∼</m:t>
+              </m:r>
+            </m:lim>
+          </m:limLow>
           <m:r>
             <m:rPr>
               <m:sty m:val="p"/>
@@ -750,16 +765,21 @@
         <w:t xml:space="preserve"> </w:t>
       </w:r>
       <m:oMath>
-        <m:acc>
-          <m:accPr>
-            <m:chr m:val="̃"/>
-          </m:accPr>
+        <m:limLow>
           <m:e>
             <m:r>
               <m:t>x</m:t>
             </m:r>
           </m:e>
-        </m:acc>
+          <m:lim>
+            <m:r>
+              <m:rPr>
+                <m:sty m:val="p"/>
+              </m:rPr>
+              <m:t>∼</m:t>
+            </m:r>
+          </m:lim>
+        </m:limLow>
         <m:r>
           <m:rPr>
             <m:sty m:val="p"/>
@@ -822,16 +842,21 @@
           <m:jc m:val="center"/>
         </m:oMathParaPr>
         <m:oMath>
-          <m:acc>
-            <m:accPr>
-              <m:chr m:val="̃"/>
-            </m:accPr>
+          <m:limLow>
             <m:e>
               <m:r>
                 <m:t>x</m:t>
               </m:r>
             </m:e>
-          </m:acc>
+            <m:lim>
+              <m:r>
+                <m:rPr>
+                  <m:sty m:val="p"/>
+                </m:rPr>
+                <m:t>∼</m:t>
+              </m:r>
+            </m:lim>
+          </m:limLow>
           <m:r>
             <m:rPr>
               <m:sty m:val="p"/>
@@ -1064,16 +1089,21 @@
         <w:t xml:space="preserve"> </w:t>
       </w:r>
       <m:oMath>
-        <m:acc>
-          <m:accPr>
-            <m:chr m:val="̃"/>
-          </m:accPr>
+        <m:limLow>
           <m:e>
             <m:r>
               <m:t>x</m:t>
             </m:r>
           </m:e>
-        </m:acc>
+          <m:lim>
+            <m:r>
+              <m:rPr>
+                <m:sty m:val="p"/>
+              </m:rPr>
+              <m:t>∼</m:t>
+            </m:r>
+          </m:lim>
+        </m:limLow>
         <m:r>
           <m:rPr>
             <m:sty m:val="p"/>
@@ -1107,16 +1137,21 @@
         <w:t xml:space="preserve"> </w:t>
       </w:r>
       <m:oMath>
-        <m:acc>
-          <m:accPr>
-            <m:chr m:val="̃"/>
-          </m:accPr>
+        <m:limLow>
           <m:e>
             <m:r>
               <m:t>x</m:t>
             </m:r>
           </m:e>
-        </m:acc>
+          <m:lim>
+            <m:r>
+              <m:rPr>
+                <m:sty m:val="p"/>
+              </m:rPr>
+              <m:t>∼</m:t>
+            </m:r>
+          </m:lim>
+        </m:limLow>
         <m:r>
           <m:rPr>
             <m:sty m:val="p"/>
@@ -1156,16 +1191,21 @@
         <w:t xml:space="preserve"> </w:t>
       </w:r>
       <m:oMath>
-        <m:acc>
-          <m:accPr>
-            <m:chr m:val="̃"/>
-          </m:accPr>
+        <m:limLow>
           <m:e>
             <m:r>
               <m:t>x</m:t>
             </m:r>
           </m:e>
-        </m:acc>
+          <m:lim>
+            <m:r>
+              <m:rPr>
+                <m:sty m:val="p"/>
+              </m:rPr>
+              <m:t>∼</m:t>
+            </m:r>
+          </m:lim>
+        </m:limLow>
       </m:oMath>
       <w:r>
         <w:t xml:space="preserve"> </w:t>
@@ -1395,16 +1435,21 @@
         <w:t xml:space="preserve"> </w:t>
       </w:r>
       <m:oMath>
-        <m:acc>
-          <m:accPr>
-            <m:chr m:val="̃"/>
-          </m:accPr>
+        <m:limLow>
           <m:e>
             <m:r>
               <m:t>x</m:t>
             </m:r>
           </m:e>
-        </m:acc>
+          <m:lim>
+            <m:r>
+              <m:rPr>
+                <m:sty m:val="p"/>
+              </m:rPr>
+              <m:t>∼</m:t>
+            </m:r>
+          </m:lim>
+        </m:limLow>
         <m:r>
           <m:rPr>
             <m:sty m:val="p"/>
@@ -1940,16 +1985,21 @@
           </m:rPr>
           <m:t>(</m:t>
         </m:r>
-        <m:acc>
-          <m:accPr>
-            <m:chr m:val="̃"/>
-          </m:accPr>
+        <m:limLow>
           <m:e>
             <m:r>
               <m:t>x</m:t>
             </m:r>
           </m:e>
-        </m:acc>
+          <m:lim>
+            <m:r>
+              <m:rPr>
+                <m:sty m:val="p"/>
+              </m:rPr>
+              <m:t>∼</m:t>
+            </m:r>
+          </m:lim>
+        </m:limLow>
         <m:r>
           <m:rPr>
             <m:sty m:val="p"/>
@@ -2018,16 +2068,21 @@
           </m:rPr>
           <m:t>(</m:t>
         </m:r>
-        <m:acc>
-          <m:accPr>
-            <m:chr m:val="̃"/>
-          </m:accPr>
+        <m:limLow>
           <m:e>
             <m:r>
               <m:t>x</m:t>
             </m:r>
           </m:e>
-        </m:acc>
+          <m:lim>
+            <m:r>
+              <m:rPr>
+                <m:sty m:val="p"/>
+              </m:rPr>
+              <m:t>∼</m:t>
+            </m:r>
+          </m:lim>
+        </m:limLow>
         <m:r>
           <m:rPr>
             <m:sty m:val="p"/>
@@ -2453,16 +2508,21 @@
         <w:t xml:space="preserve"> </w:t>
       </w:r>
       <m:oMath>
-        <m:acc>
-          <m:accPr>
-            <m:chr m:val="̃"/>
-          </m:accPr>
+        <m:limLow>
           <m:e>
             <m:r>
               <m:t>x</m:t>
             </m:r>
           </m:e>
-        </m:acc>
+          <m:lim>
+            <m:r>
+              <m:rPr>
+                <m:sty m:val="p"/>
+              </m:rPr>
+              <m:t>∼</m:t>
+            </m:r>
+          </m:lim>
+        </m:limLow>
       </m:oMath>
       <w:r>
         <w:t xml:space="preserve"> </w:t>
@@ -2505,16 +2565,21 @@
         <m:oMath>
           <m:sSup>
             <m:e>
-              <m:acc>
-                <m:accPr>
-                  <m:chr m:val="̃"/>
-                </m:accPr>
+              <m:limLow>
                 <m:e>
                   <m:r>
                     <m:t>x</m:t>
                   </m:r>
                 </m:e>
-              </m:acc>
+                <m:lim>
+                  <m:r>
+                    <m:rPr>
+                      <m:sty m:val="p"/>
+                    </m:rPr>
+                    <m:t>∼</m:t>
+                  </m:r>
+                </m:lim>
+              </m:limLow>
             </m:e>
             <m:sup>
               <m:r>
@@ -2533,16 +2598,21 @@
           </m:r>
           <m:sSup>
             <m:e>
-              <m:acc>
-                <m:accPr>
-                  <m:chr m:val="̃"/>
-                </m:accPr>
+              <m:limLow>
                 <m:e>
                   <m:r>
                     <m:t>x</m:t>
                   </m:r>
                 </m:e>
-              </m:acc>
+                <m:lim>
+                  <m:r>
+                    <m:rPr>
+                      <m:sty m:val="p"/>
+                    </m:rPr>
+                    <m:t>∼</m:t>
+                  </m:r>
+                </m:lim>
+              </m:limLow>
             </m:e>
             <m:sup>
               <m:r>
@@ -2876,16 +2946,21 @@
         <w:t xml:space="preserve"> </w:t>
       </w:r>
       <m:oMath>
-        <m:acc>
-          <m:accPr>
-            <m:chr m:val="̃"/>
-          </m:accPr>
+        <m:limLow>
           <m:e>
             <m:r>
               <m:t>x</m:t>
             </m:r>
           </m:e>
-        </m:acc>
+          <m:lim>
+            <m:r>
+              <m:rPr>
+                <m:sty m:val="p"/>
+              </m:rPr>
+              <m:t>∼</m:t>
+            </m:r>
+          </m:lim>
+        </m:limLow>
       </m:oMath>
       <w:r>
         <w:t xml:space="preserve"> </w:t>
@@ -2897,16 +2972,21 @@
         <w:t xml:space="preserve"> </w:t>
       </w:r>
       <m:oMath>
-        <m:acc>
-          <m:accPr>
-            <m:chr m:val="̃"/>
-          </m:accPr>
+        <m:limLow>
           <m:e>
             <m:r>
               <m:t>y</m:t>
             </m:r>
           </m:e>
-        </m:acc>
+          <m:lim>
+            <m:r>
+              <m:rPr>
+                <m:sty m:val="p"/>
+              </m:rPr>
+              <m:t>∼</m:t>
+            </m:r>
+          </m:lim>
+        </m:limLow>
       </m:oMath>
       <w:r>
         <w:t xml:space="preserve"> </w:t>
@@ -2932,32 +3012,42 @@
         <w:t xml:space="preserve"> </w:t>
       </w:r>
       <m:oMath>
-        <m:acc>
-          <m:accPr>
-            <m:chr m:val="̃"/>
-          </m:accPr>
+        <m:limLow>
           <m:e>
             <m:r>
               <m:t>x</m:t>
             </m:r>
           </m:e>
-        </m:acc>
+          <m:lim>
+            <m:r>
+              <m:rPr>
+                <m:sty m:val="p"/>
+              </m:rPr>
+              <m:t>∼</m:t>
+            </m:r>
+          </m:lim>
+        </m:limLow>
         <m:r>
           <m:rPr>
             <m:sty m:val="p"/>
           </m:rPr>
           <m:t>+</m:t>
         </m:r>
-        <m:acc>
-          <m:accPr>
-            <m:chr m:val="̃"/>
-          </m:accPr>
+        <m:limLow>
           <m:e>
             <m:r>
               <m:t>y</m:t>
             </m:r>
           </m:e>
-        </m:acc>
+          <m:lim>
+            <m:r>
+              <m:rPr>
+                <m:sty m:val="p"/>
+              </m:rPr>
+              <m:t>∼</m:t>
+            </m:r>
+          </m:lim>
+        </m:limLow>
       </m:oMath>
       <w:r>
         <w:t xml:space="preserve"> </w:t>
@@ -2995,32 +3085,42 @@
             </m:rPr>
             <m:t>(</m:t>
           </m:r>
-          <m:acc>
-            <m:accPr>
-              <m:chr m:val="̃"/>
-            </m:accPr>
+          <m:limLow>
             <m:e>
               <m:r>
                 <m:t>x</m:t>
               </m:r>
             </m:e>
-          </m:acc>
+            <m:lim>
+              <m:r>
+                <m:rPr>
+                  <m:sty m:val="p"/>
+                </m:rPr>
+                <m:t>∼</m:t>
+              </m:r>
+            </m:lim>
+          </m:limLow>
           <m:r>
             <m:rPr>
               <m:sty m:val="p"/>
             </m:rPr>
             <m:t>+</m:t>
           </m:r>
-          <m:acc>
-            <m:accPr>
-              <m:chr m:val="̃"/>
-            </m:accPr>
+          <m:limLow>
             <m:e>
               <m:r>
                 <m:t>y</m:t>
               </m:r>
             </m:e>
-          </m:acc>
+            <m:lim>
+              <m:r>
+                <m:rPr>
+                  <m:sty m:val="p"/>
+                </m:rPr>
+                <m:t>∼</m:t>
+              </m:r>
+            </m:lim>
+          </m:limLow>
           <m:sSub>
             <m:e>
               <m:r>
@@ -3416,16 +3516,21 @@
         <w:t xml:space="preserve"> </w:t>
       </w:r>
       <m:oMath>
-        <m:acc>
-          <m:accPr>
-            <m:chr m:val="̃"/>
-          </m:accPr>
+        <m:limLow>
           <m:e>
             <m:r>
               <m:t>x</m:t>
             </m:r>
           </m:e>
-        </m:acc>
+          <m:lim>
+            <m:r>
+              <m:rPr>
+                <m:sty m:val="p"/>
+              </m:rPr>
+              <m:t>∼</m:t>
+            </m:r>
+          </m:lim>
+        </m:limLow>
         <m:r>
           <m:rPr>
             <m:sty m:val="p"/>
@@ -3497,16 +3602,21 @@
         <w:t xml:space="preserve"> </w:t>
       </w:r>
       <m:oMath>
-        <m:acc>
-          <m:accPr>
-            <m:chr m:val="̃"/>
-          </m:accPr>
+        <m:limLow>
           <m:e>
             <m:r>
               <m:t>y</m:t>
             </m:r>
           </m:e>
-        </m:acc>
+          <m:lim>
+            <m:r>
+              <m:rPr>
+                <m:sty m:val="p"/>
+              </m:rPr>
+              <m:t>∼</m:t>
+            </m:r>
+          </m:lim>
+        </m:limLow>
         <m:r>
           <m:rPr>
             <m:sty m:val="p"/>
@@ -3611,16 +3721,21 @@
         <w:t xml:space="preserve"> </w:t>
       </w:r>
       <m:oMath>
-        <m:acc>
-          <m:accPr>
-            <m:chr m:val="̃"/>
-          </m:accPr>
+        <m:limLow>
           <m:e>
             <m:r>
               <m:t>x</m:t>
             </m:r>
           </m:e>
-        </m:acc>
+          <m:lim>
+            <m:r>
+              <m:rPr>
+                <m:sty m:val="p"/>
+              </m:rPr>
+              <m:t>∼</m:t>
+            </m:r>
+          </m:lim>
+        </m:limLow>
       </m:oMath>
       <w:r>
         <w:t xml:space="preserve"> </w:t>
@@ -3632,16 +3747,21 @@
         <w:t xml:space="preserve"> </w:t>
       </w:r>
       <m:oMath>
-        <m:acc>
-          <m:accPr>
-            <m:chr m:val="̃"/>
-          </m:accPr>
+        <m:limLow>
           <m:e>
             <m:r>
               <m:t>y</m:t>
             </m:r>
           </m:e>
-        </m:acc>
+          <m:lim>
+            <m:r>
+              <m:rPr>
+                <m:sty m:val="p"/>
+              </m:rPr>
+              <m:t>∼</m:t>
+            </m:r>
+          </m:lim>
+        </m:limLow>
       </m:oMath>
       <w:r>
         <w:t xml:space="preserve"> </w:t>
@@ -3660,32 +3780,42 @@
           <m:jc m:val="center"/>
         </m:oMathParaPr>
         <m:oMath>
-          <m:acc>
-            <m:accPr>
-              <m:chr m:val="̃"/>
-            </m:accPr>
+          <m:limLow>
             <m:e>
               <m:r>
                 <m:t>x</m:t>
               </m:r>
             </m:e>
-          </m:acc>
+            <m:lim>
+              <m:r>
+                <m:rPr>
+                  <m:sty m:val="p"/>
+                </m:rPr>
+                <m:t>∼</m:t>
+              </m:r>
+            </m:lim>
+          </m:limLow>
           <m:r>
             <m:rPr>
               <m:sty m:val="p"/>
             </m:rPr>
             <m:t>⋅</m:t>
           </m:r>
-          <m:acc>
-            <m:accPr>
-              <m:chr m:val="̃"/>
-            </m:accPr>
+          <m:limLow>
             <m:e>
               <m:r>
                 <m:t>y</m:t>
               </m:r>
             </m:e>
-          </m:acc>
+            <m:lim>
+              <m:r>
+                <m:rPr>
+                  <m:sty m:val="p"/>
+                </m:rPr>
+                <m:t>∼</m:t>
+              </m:r>
+            </m:lim>
+          </m:limLow>
           <m:r>
             <m:rPr>
               <m:sty m:val="p"/>
@@ -3694,16 +3824,21 @@
           </m:r>
           <m:sSup>
             <m:e>
-              <m:acc>
-                <m:accPr>
-                  <m:chr m:val="̃"/>
-                </m:accPr>
+              <m:limLow>
                 <m:e>
                   <m:r>
                     <m:t>x</m:t>
                   </m:r>
                 </m:e>
-              </m:acc>
+                <m:lim>
+                  <m:r>
+                    <m:rPr>
+                      <m:sty m:val="p"/>
+                    </m:rPr>
+                    <m:t>∼</m:t>
+                  </m:r>
+                </m:lim>
+              </m:limLow>
             </m:e>
             <m:sup>
               <m:r>
@@ -3714,16 +3849,21 @@
               </m:r>
             </m:sup>
           </m:sSup>
-          <m:acc>
-            <m:accPr>
-              <m:chr m:val="̃"/>
-            </m:accPr>
+          <m:limLow>
             <m:e>
               <m:r>
                 <m:t>y</m:t>
               </m:r>
             </m:e>
-          </m:acc>
+            <m:lim>
+              <m:r>
+                <m:rPr>
+                  <m:sty m:val="p"/>
+                </m:rPr>
+                <m:t>∼</m:t>
+              </m:r>
+            </m:lim>
+          </m:limLow>
           <m:limUpp>
             <m:e>
               <m:r>
@@ -3927,16 +4067,21 @@
         <w:t xml:space="preserve"> </w:t>
       </w:r>
       <m:oMath>
-        <m:acc>
-          <m:accPr>
-            <m:chr m:val="̃"/>
-          </m:accPr>
+        <m:limLow>
           <m:e>
             <m:r>
               <m:t>x</m:t>
             </m:r>
           </m:e>
-        </m:acc>
+          <m:lim>
+            <m:r>
+              <m:rPr>
+                <m:sty m:val="p"/>
+              </m:rPr>
+              <m:t>∼</m:t>
+            </m:r>
+          </m:lim>
+        </m:limLow>
         <m:r>
           <m:rPr>
             <m:sty m:val="p"/>
@@ -3987,16 +4132,21 @@
         <w:t xml:space="preserve"> </w:t>
       </w:r>
       <m:oMath>
-        <m:acc>
-          <m:accPr>
-            <m:chr m:val="̃"/>
-          </m:accPr>
+        <m:limLow>
           <m:e>
             <m:r>
               <m:t>y</m:t>
             </m:r>
           </m:e>
-        </m:acc>
+          <m:lim>
+            <m:r>
+              <m:rPr>
+                <m:sty m:val="p"/>
+              </m:rPr>
+              <m:t>∼</m:t>
+            </m:r>
+          </m:lim>
+        </m:limLow>
         <m:r>
           <m:rPr>
             <m:sty m:val="p"/>
@@ -4052,32 +4202,42 @@
         <m:oMath>
           <m:eqArr>
             <m:e>
-              <m:acc>
-                <m:accPr>
-                  <m:chr m:val="̃"/>
-                </m:accPr>
+              <m:limLow>
                 <m:e>
                   <m:r>
                     <m:t>x</m:t>
                   </m:r>
                 </m:e>
-              </m:acc>
+                <m:lim>
+                  <m:r>
+                    <m:rPr>
+                      <m:sty m:val="p"/>
+                    </m:rPr>
+                    <m:t>∼</m:t>
+                  </m:r>
+                </m:lim>
+              </m:limLow>
               <m:r>
                 <m:rPr>
                   <m:sty m:val="p"/>
                 </m:rPr>
                 <m:t>⋅</m:t>
               </m:r>
-              <m:acc>
-                <m:accPr>
-                  <m:chr m:val="̃"/>
-                </m:accPr>
+              <m:limLow>
                 <m:e>
                   <m:r>
                     <m:t>y</m:t>
                   </m:r>
                 </m:e>
-              </m:acc>
+                <m:lim>
+                  <m:r>
+                    <m:rPr>
+                      <m:sty m:val="p"/>
+                    </m:rPr>
+                    <m:t>∼</m:t>
+                  </m:r>
+                </m:lim>
+              </m:limLow>
               <m:r>
                 <m:t>&amp;</m:t>
               </m:r>
@@ -4534,16 +4694,21 @@
       <m:oMath>
         <m:sSub>
           <m:e>
-            <m:acc>
-              <m:accPr>
-                <m:chr m:val="̃"/>
-              </m:accPr>
+            <m:limLow>
               <m:e>
                 <m:r>
                   <m:t>v</m:t>
                 </m:r>
               </m:e>
-            </m:acc>
+              <m:lim>
+                <m:r>
+                  <m:rPr>
+                    <m:sty m:val="p"/>
+                  </m:rPr>
+                  <m:t>∼</m:t>
+                </m:r>
+              </m:lim>
+            </m:limLow>
           </m:e>
           <m:sub>
             <m:r>
@@ -4571,16 +4736,21 @@
         </m:r>
         <m:sSub>
           <m:e>
-            <m:acc>
-              <m:accPr>
-                <m:chr m:val="̃"/>
-              </m:accPr>
+            <m:limLow>
               <m:e>
                 <m:r>
                   <m:t>v</m:t>
                 </m:r>
               </m:e>
-            </m:acc>
+              <m:lim>
+                <m:r>
+                  <m:rPr>
+                    <m:sty m:val="p"/>
+                  </m:rPr>
+                  <m:t>∼</m:t>
+                </m:r>
+              </m:lim>
+            </m:limLow>
           </m:e>
           <m:sub>
             <m:r>
@@ -4668,16 +4838,21 @@
         </m:nary>
         <m:sSub>
           <m:e>
-            <m:acc>
-              <m:accPr>
-                <m:chr m:val="̃"/>
-              </m:accPr>
+            <m:limLow>
               <m:e>
                 <m:r>
                   <m:t>v</m:t>
                 </m:r>
               </m:e>
-            </m:acc>
+              <m:lim>
+                <m:r>
+                  <m:rPr>
+                    <m:sty m:val="p"/>
+                  </m:rPr>
+                  <m:t>∼</m:t>
+                </m:r>
+              </m:lim>
+            </m:limLow>
           </m:e>
           <m:sub>
             <m:r>
@@ -4715,16 +4890,21 @@
       <m:oMath>
         <m:sSub>
           <m:e>
-            <m:acc>
-              <m:accPr>
-                <m:chr m:val="̃"/>
-              </m:accPr>
+            <m:limLow>
               <m:e>
                 <m:r>
                   <m:t>v</m:t>
                 </m:r>
               </m:e>
-            </m:acc>
+              <m:lim>
+                <m:r>
+                  <m:rPr>
+                    <m:sty m:val="p"/>
+                  </m:rPr>
+                  <m:t>∼</m:t>
+                </m:r>
+              </m:lim>
+            </m:limLow>
           </m:e>
           <m:sub>
             <m:r>
@@ -4752,16 +4932,21 @@
         </m:r>
         <m:sSub>
           <m:e>
-            <m:acc>
-              <m:accPr>
-                <m:chr m:val="̃"/>
-              </m:accPr>
+            <m:limLow>
               <m:e>
                 <m:r>
                   <m:t>v</m:t>
                 </m:r>
               </m:e>
-            </m:acc>
+              <m:lim>
+                <m:r>
+                  <m:rPr>
+                    <m:sty m:val="p"/>
+                  </m:rPr>
+                  <m:t>∼</m:t>
+                </m:r>
+              </m:lim>
+            </m:limLow>
           </m:e>
           <m:sub>
             <m:r>
@@ -5387,32 +5572,42 @@
         <w:t xml:space="preserve"> </w:t>
       </w:r>
       <m:oMath>
-        <m:acc>
-          <m:accPr>
-            <m:chr m:val="̃"/>
-          </m:accPr>
+        <m:limLow>
           <m:e>
             <m:r>
               <m:t>x</m:t>
             </m:r>
           </m:e>
-        </m:acc>
+          <m:lim>
+            <m:r>
+              <m:rPr>
+                <m:sty m:val="p"/>
+              </m:rPr>
+              <m:t>∼</m:t>
+            </m:r>
+          </m:lim>
+        </m:limLow>
         <m:r>
           <m:rPr>
             <m:sty m:val="p"/>
           </m:rPr>
           <m:t>⋅</m:t>
         </m:r>
-        <m:acc>
-          <m:accPr>
-            <m:chr m:val="̃"/>
-          </m:accPr>
+        <m:limLow>
           <m:e>
             <m:r>
               <m:t>y</m:t>
             </m:r>
           </m:e>
-        </m:acc>
+          <m:lim>
+            <m:r>
+              <m:rPr>
+                <m:sty m:val="p"/>
+              </m:rPr>
+              <m:t>∼</m:t>
+            </m:r>
+          </m:lim>
+        </m:limLow>
       </m:oMath>
       <w:r>
         <w:t xml:space="preserve"> </w:t>
@@ -5441,16 +5636,21 @@
         <w:t xml:space="preserve"> </w:t>
       </w:r>
       <m:oMath>
-        <m:acc>
-          <m:accPr>
-            <m:chr m:val="̃"/>
-          </m:accPr>
+        <m:limLow>
           <m:e>
             <m:r>
               <m:t>y</m:t>
             </m:r>
           </m:e>
-        </m:acc>
+          <m:lim>
+            <m:r>
+              <m:rPr>
+                <m:sty m:val="p"/>
+              </m:rPr>
+              <m:t>∼</m:t>
+            </m:r>
+          </m:lim>
+        </m:limLow>
       </m:oMath>
       <w:r>
         <w:t xml:space="preserve">, with coefficients</w:t>
@@ -5529,32 +5729,42 @@
         <w:t xml:space="preserve"> </w:t>
       </w:r>
       <m:oMath>
-        <m:acc>
-          <m:accPr>
-            <m:chr m:val="̃"/>
-          </m:accPr>
+        <m:limLow>
           <m:e>
             <m:r>
               <m:t>x</m:t>
             </m:r>
           </m:e>
-        </m:acc>
+          <m:lim>
+            <m:r>
+              <m:rPr>
+                <m:sty m:val="p"/>
+              </m:rPr>
+              <m:t>∼</m:t>
+            </m:r>
+          </m:lim>
+        </m:limLow>
         <m:r>
           <m:rPr>
             <m:sty m:val="p"/>
           </m:rPr>
           <m:t>⋅</m:t>
         </m:r>
-        <m:acc>
-          <m:accPr>
-            <m:chr m:val="̃"/>
-          </m:accPr>
+        <m:limLow>
           <m:e>
             <m:r>
               <m:t>y</m:t>
             </m:r>
           </m:e>
-        </m:acc>
+          <m:lim>
+            <m:r>
+              <m:rPr>
+                <m:sty m:val="p"/>
+              </m:rPr>
+              <m:t>∼</m:t>
+            </m:r>
+          </m:lim>
+        </m:limLow>
         <m:r>
           <m:rPr>
             <m:sty m:val="p"/>
@@ -5792,64 +6002,84 @@
           <m:jc m:val="center"/>
         </m:oMathParaPr>
         <m:oMath>
-          <m:acc>
-            <m:accPr>
-              <m:chr m:val="̃"/>
-            </m:accPr>
+          <m:limLow>
             <m:e>
               <m:r>
                 <m:t>x</m:t>
               </m:r>
             </m:e>
-          </m:acc>
+            <m:lim>
+              <m:r>
+                <m:rPr>
+                  <m:sty m:val="p"/>
+                </m:rPr>
+                <m:t>∼</m:t>
+              </m:r>
+            </m:lim>
+          </m:limLow>
           <m:r>
             <m:rPr>
               <m:sty m:val="p"/>
             </m:rPr>
             <m:t>⋅</m:t>
           </m:r>
-          <m:acc>
-            <m:accPr>
-              <m:chr m:val="̃"/>
-            </m:accPr>
+          <m:limLow>
             <m:e>
               <m:r>
                 <m:t>y</m:t>
               </m:r>
             </m:e>
-          </m:acc>
+            <m:lim>
+              <m:r>
+                <m:rPr>
+                  <m:sty m:val="p"/>
+                </m:rPr>
+                <m:t>∼</m:t>
+              </m:r>
+            </m:lim>
+          </m:limLow>
           <m:r>
             <m:rPr>
               <m:sty m:val="p"/>
             </m:rPr>
             <m:t>=</m:t>
           </m:r>
-          <m:acc>
-            <m:accPr>
-              <m:chr m:val="̃"/>
-            </m:accPr>
+          <m:limLow>
             <m:e>
               <m:r>
                 <m:t>y</m:t>
               </m:r>
             </m:e>
-          </m:acc>
+            <m:lim>
+              <m:r>
+                <m:rPr>
+                  <m:sty m:val="p"/>
+                </m:rPr>
+                <m:t>∼</m:t>
+              </m:r>
+            </m:lim>
+          </m:limLow>
           <m:r>
             <m:rPr>
               <m:sty m:val="p"/>
             </m:rPr>
             <m:t>⋅</m:t>
           </m:r>
-          <m:acc>
-            <m:accPr>
-              <m:chr m:val="̃"/>
-            </m:accPr>
+          <m:limLow>
             <m:e>
               <m:r>
                 <m:t>x</m:t>
               </m:r>
             </m:e>
-          </m:acc>
+            <m:lim>
+              <m:r>
+                <m:rPr>
+                  <m:sty m:val="p"/>
+                </m:rPr>
+                <m:t>∼</m:t>
+              </m:r>
+            </m:lim>
+          </m:limLow>
         </m:oMath>
       </m:oMathPara>
     </w:p>
@@ -5880,32 +6110,42 @@
         <m:oMath>
           <m:eqArr>
             <m:e>
-              <m:acc>
-                <m:accPr>
-                  <m:chr m:val="̃"/>
-                </m:accPr>
+              <m:limLow>
                 <m:e>
                   <m:r>
                     <m:t>x</m:t>
                   </m:r>
                 </m:e>
-              </m:acc>
+                <m:lim>
+                  <m:r>
+                    <m:rPr>
+                      <m:sty m:val="p"/>
+                    </m:rPr>
+                    <m:t>∼</m:t>
+                  </m:r>
+                </m:lim>
+              </m:limLow>
               <m:r>
                 <m:rPr>
                   <m:sty m:val="p"/>
                 </m:rPr>
                 <m:t>⋅</m:t>
               </m:r>
-              <m:acc>
-                <m:accPr>
-                  <m:chr m:val="̃"/>
-                </m:accPr>
+              <m:limLow>
                 <m:e>
                   <m:r>
                     <m:t>y</m:t>
                   </m:r>
                 </m:e>
-              </m:acc>
+                <m:lim>
+                  <m:r>
+                    <m:rPr>
+                      <m:sty m:val="p"/>
+                    </m:rPr>
+                    <m:t>∼</m:t>
+                  </m:r>
+                </m:lim>
+              </m:limLow>
               <m:r>
                 <m:t>&amp;</m:t>
               </m:r>
@@ -6069,32 +6309,42 @@
                 </m:rPr>
                 <m:t>=</m:t>
               </m:r>
-              <m:acc>
-                <m:accPr>
-                  <m:chr m:val="̃"/>
-                </m:accPr>
+              <m:limLow>
                 <m:e>
                   <m:r>
                     <m:t>y</m:t>
                   </m:r>
                 </m:e>
-              </m:acc>
+                <m:lim>
+                  <m:r>
+                    <m:rPr>
+                      <m:sty m:val="p"/>
+                    </m:rPr>
+                    <m:t>∼</m:t>
+                  </m:r>
+                </m:lim>
+              </m:limLow>
               <m:r>
                 <m:rPr>
                   <m:sty m:val="p"/>
                 </m:rPr>
                 <m:t>⋅</m:t>
               </m:r>
-              <m:acc>
-                <m:accPr>
-                  <m:chr m:val="̃"/>
-                </m:accPr>
+              <m:limLow>
                 <m:e>
                   <m:r>
                     <m:t>x</m:t>
                   </m:r>
                 </m:e>
-              </m:acc>
+                <m:lim>
+                  <m:r>
+                    <m:rPr>
+                      <m:sty m:val="p"/>
+                    </m:rPr>
+                    <m:t>∼</m:t>
+                  </m:r>
+                </m:lim>
+              </m:limLow>
               <m:r>
                 <m:t>&amp;</m:t>
               </m:r>
@@ -6154,16 +6404,21 @@
         <w:t xml:space="preserve"> </w:t>
       </w:r>
       <m:oMath>
-        <m:acc>
-          <m:accPr>
-            <m:chr m:val="̃"/>
-          </m:accPr>
+        <m:limLow>
           <m:e>
             <m:r>
               <m:t>0</m:t>
             </m:r>
           </m:e>
-        </m:acc>
+          <m:lim>
+            <m:r>
+              <m:rPr>
+                <m:sty m:val="p"/>
+              </m:rPr>
+              <m:t>∼</m:t>
+            </m:r>
+          </m:lim>
+        </m:limLow>
       </m:oMath>
       <w:r>
         <w:t xml:space="preserve"> </w:t>
@@ -6195,16 +6450,21 @@
           <m:jc m:val="center"/>
         </m:oMathParaPr>
         <m:oMath>
-          <m:acc>
-            <m:accPr>
-              <m:chr m:val="̃"/>
-            </m:accPr>
+          <m:limLow>
             <m:e>
               <m:r>
                 <m:t>0</m:t>
               </m:r>
             </m:e>
-          </m:acc>
+            <m:lim>
+              <m:r>
+                <m:rPr>
+                  <m:sty m:val="p"/>
+                </m:rPr>
+                <m:t>∼</m:t>
+              </m:r>
+            </m:lim>
+          </m:limLow>
           <m:r>
             <m:rPr>
               <m:sty m:val="p"/>
@@ -6309,48 +6569,63 @@
         <w:t xml:space="preserve"> </w:t>
       </w:r>
       <m:oMath>
-        <m:acc>
-          <m:accPr>
-            <m:chr m:val="̃"/>
-          </m:accPr>
+        <m:limLow>
           <m:e>
             <m:r>
               <m:t>x</m:t>
             </m:r>
           </m:e>
-        </m:acc>
+          <m:lim>
+            <m:r>
+              <m:rPr>
+                <m:sty m:val="p"/>
+              </m:rPr>
+              <m:t>∼</m:t>
+            </m:r>
+          </m:lim>
+        </m:limLow>
         <m:r>
           <m:rPr>
             <m:sty m:val="p"/>
           </m:rPr>
           <m:t>+</m:t>
         </m:r>
-        <m:acc>
-          <m:accPr>
-            <m:chr m:val="̃"/>
-          </m:accPr>
+        <m:limLow>
           <m:e>
             <m:r>
               <m:t>0</m:t>
             </m:r>
           </m:e>
-        </m:acc>
+          <m:lim>
+            <m:r>
+              <m:rPr>
+                <m:sty m:val="p"/>
+              </m:rPr>
+              <m:t>∼</m:t>
+            </m:r>
+          </m:lim>
+        </m:limLow>
         <m:r>
           <m:rPr>
             <m:sty m:val="p"/>
           </m:rPr>
           <m:t>=</m:t>
         </m:r>
-        <m:acc>
-          <m:accPr>
-            <m:chr m:val="̃"/>
-          </m:accPr>
+        <m:limLow>
           <m:e>
             <m:r>
               <m:t>x</m:t>
             </m:r>
           </m:e>
-        </m:acc>
+          <m:lim>
+            <m:r>
+              <m:rPr>
+                <m:sty m:val="p"/>
+              </m:rPr>
+              <m:t>∼</m:t>
+            </m:r>
+          </m:lim>
+        </m:limLow>
       </m:oMath>
       <w:r>
         <w:t xml:space="preserve"> </w:t>
@@ -6362,16 +6637,21 @@
         <w:t xml:space="preserve"> </w:t>
       </w:r>
       <m:oMath>
-        <m:acc>
-          <m:accPr>
-            <m:chr m:val="̃"/>
-          </m:accPr>
+        <m:limLow>
           <m:e>
             <m:r>
               <m:t>x</m:t>
             </m:r>
           </m:e>
-        </m:acc>
+          <m:lim>
+            <m:r>
+              <m:rPr>
+                <m:sty m:val="p"/>
+              </m:rPr>
+              <m:t>∼</m:t>
+            </m:r>
+          </m:lim>
+        </m:limLow>
       </m:oMath>
       <w:r>
         <w:t xml:space="preserve"> </w:t>
@@ -6389,16 +6669,21 @@
         <w:t xml:space="preserve"> </w:t>
       </w:r>
       <m:oMath>
-        <m:acc>
-          <m:accPr>
-            <m:chr m:val="̃"/>
-          </m:accPr>
+        <m:limLow>
           <m:e>
             <m:r>
               <m:t>0</m:t>
             </m:r>
           </m:e>
-        </m:acc>
+          <m:lim>
+            <m:r>
+              <m:rPr>
+                <m:sty m:val="p"/>
+              </m:rPr>
+              <m:t>∼</m:t>
+            </m:r>
+          </m:lim>
+        </m:limLow>
       </m:oMath>
       <w:r>
         <w:t xml:space="preserve"> </w:t>
@@ -7271,16 +7556,21 @@
         <w:t xml:space="preserve"> </w:t>
       </w:r>
       <m:oMath>
-        <m:acc>
-          <m:accPr>
-            <m:chr m:val="̃"/>
-          </m:accPr>
+        <m:limLow>
           <m:e>
             <m:r>
               <m:t>1</m:t>
             </m:r>
           </m:e>
-        </m:acc>
+          <m:lim>
+            <m:r>
+              <m:rPr>
+                <m:sty m:val="p"/>
+              </m:rPr>
+              <m:t>∼</m:t>
+            </m:r>
+          </m:lim>
+        </m:limLow>
       </m:oMath>
       <w:r>
         <w:t xml:space="preserve"> </w:t>
@@ -7312,16 +7602,21 @@
           <m:jc m:val="center"/>
         </m:oMathParaPr>
         <m:oMath>
-          <m:acc>
-            <m:accPr>
-              <m:chr m:val="̃"/>
-            </m:accPr>
+          <m:limLow>
             <m:e>
               <m:r>
                 <m:t>1</m:t>
               </m:r>
             </m:e>
-          </m:acc>
+            <m:lim>
+              <m:r>
+                <m:rPr>
+                  <m:sty m:val="p"/>
+                </m:rPr>
+                <m:t>∼</m:t>
+              </m:r>
+            </m:lim>
+          </m:limLow>
           <m:r>
             <m:rPr>
               <m:sty m:val="p"/>
@@ -7420,16 +7715,21 @@
         <w:t xml:space="preserve"> </w:t>
       </w:r>
       <m:oMath>
-        <m:acc>
-          <m:accPr>
-            <m:chr m:val="̃"/>
-          </m:accPr>
+        <m:limLow>
           <m:e>
             <m:r>
               <m:t>1</m:t>
             </m:r>
           </m:e>
-        </m:acc>
+          <m:lim>
+            <m:r>
+              <m:rPr>
+                <m:sty m:val="p"/>
+              </m:rPr>
+              <m:t>∼</m:t>
+            </m:r>
+          </m:lim>
+        </m:limLow>
       </m:oMath>
       <w:r>
         <w:t xml:space="preserve"> </w:t>
@@ -7441,16 +7741,21 @@
         <w:t xml:space="preserve"> </w:t>
       </w:r>
       <m:oMath>
-        <m:acc>
-          <m:accPr>
-            <m:chr m:val="̃"/>
-          </m:accPr>
+        <m:limLow>
           <m:e>
             <m:r>
               <m:t>x</m:t>
             </m:r>
           </m:e>
-        </m:acc>
+          <m:lim>
+            <m:r>
+              <m:rPr>
+                <m:sty m:val="p"/>
+              </m:rPr>
+              <m:t>∼</m:t>
+            </m:r>
+          </m:lim>
+        </m:limLow>
       </m:oMath>
       <w:r>
         <w:t xml:space="preserve"> </w:t>
@@ -7462,16 +7767,21 @@
         <w:t xml:space="preserve"> </w:t>
       </w:r>
       <m:oMath>
-        <m:acc>
-          <m:accPr>
-            <m:chr m:val="̃"/>
-          </m:accPr>
+        <m:limLow>
           <m:e>
             <m:r>
               <m:t>x</m:t>
             </m:r>
           </m:e>
-        </m:acc>
+          <m:lim>
+            <m:r>
+              <m:rPr>
+                <m:sty m:val="p"/>
+              </m:rPr>
+              <m:t>∼</m:t>
+            </m:r>
+          </m:lim>
+        </m:limLow>
       </m:oMath>
       <w:r>
         <w:t xml:space="preserve">:</w:t>
@@ -7488,32 +7798,42 @@
         <m:oMath>
           <m:eqArr>
             <m:e>
-              <m:acc>
-                <m:accPr>
-                  <m:chr m:val="̃"/>
-                </m:accPr>
+              <m:limLow>
                 <m:e>
                   <m:r>
                     <m:t>1</m:t>
                   </m:r>
                 </m:e>
-              </m:acc>
+                <m:lim>
+                  <m:r>
+                    <m:rPr>
+                      <m:sty m:val="p"/>
+                    </m:rPr>
+                    <m:t>∼</m:t>
+                  </m:r>
+                </m:lim>
+              </m:limLow>
               <m:r>
                 <m:rPr>
                   <m:sty m:val="p"/>
                 </m:rPr>
                 <m:t>⋅</m:t>
               </m:r>
-              <m:acc>
-                <m:accPr>
-                  <m:chr m:val="̃"/>
-                </m:accPr>
+              <m:limLow>
                 <m:e>
                   <m:r>
                     <m:t>x</m:t>
                   </m:r>
                 </m:e>
-              </m:acc>
+                <m:lim>
+                  <m:r>
+                    <m:rPr>
+                      <m:sty m:val="p"/>
+                    </m:rPr>
+                    <m:t>∼</m:t>
+                  </m:r>
+                </m:lim>
+              </m:limLow>
               <m:r>
                 <m:t>&amp;</m:t>
               </m:r>
@@ -7647,16 +7967,21 @@
         <w:t xml:space="preserve"> </w:t>
       </w:r>
       <m:oMath>
-        <m:acc>
-          <m:accPr>
-            <m:chr m:val="̃"/>
-          </m:accPr>
+        <m:limLow>
           <m:e>
             <m:r>
               <m:t>x</m:t>
             </m:r>
           </m:e>
-        </m:acc>
+          <m:lim>
+            <m:r>
+              <m:rPr>
+                <m:sty m:val="p"/>
+              </m:rPr>
+              <m:t>∼</m:t>
+            </m:r>
+          </m:lim>
+        </m:limLow>
         <m:r>
           <m:rPr>
             <m:sty m:val="p"/>
@@ -7718,32 +8043,42 @@
         <m:oMath>
           <m:eqArr>
             <m:e>
-              <m:acc>
-                <m:accPr>
-                  <m:chr m:val="̃"/>
-                </m:accPr>
+              <m:limLow>
                 <m:e>
                   <m:r>
                     <m:t>1</m:t>
                   </m:r>
                 </m:e>
-              </m:acc>
+                <m:lim>
+                  <m:r>
+                    <m:rPr>
+                      <m:sty m:val="p"/>
+                    </m:rPr>
+                    <m:t>∼</m:t>
+                  </m:r>
+                </m:lim>
+              </m:limLow>
               <m:r>
                 <m:rPr>
                   <m:sty m:val="p"/>
                 </m:rPr>
                 <m:t>⋅</m:t>
               </m:r>
-              <m:acc>
-                <m:accPr>
-                  <m:chr m:val="̃"/>
-                </m:accPr>
+              <m:limLow>
                 <m:e>
                   <m:r>
                     <m:t>x</m:t>
                   </m:r>
                 </m:e>
-              </m:acc>
+                <m:lim>
+                  <m:r>
+                    <m:rPr>
+                      <m:sty m:val="p"/>
+                    </m:rPr>
+                    <m:t>∼</m:t>
+                  </m:r>
+                </m:lim>
+              </m:limLow>
               <m:r>
                 <m:t>&amp;</m:t>
               </m:r>
@@ -7959,16 +8294,21 @@
       <m:oMath>
         <m:sSub>
           <m:e>
-            <m:acc>
-              <m:accPr>
-                <m:chr m:val="̃"/>
-              </m:accPr>
+            <m:limLow>
               <m:e>
                 <m:r>
                   <m:t>e</m:t>
                 </m:r>
               </m:e>
-            </m:acc>
+              <m:lim>
+                <m:r>
+                  <m:rPr>
+                    <m:sty m:val="p"/>
+                  </m:rPr>
+                  <m:t>∼</m:t>
+                </m:r>
+              </m:lim>
+            </m:limLow>
           </m:e>
           <m:sub>
             <m:r>
@@ -8054,16 +8394,21 @@
           </m:r>
           <m:sSub>
             <m:e>
-              <m:acc>
-                <m:accPr>
-                  <m:chr m:val="̃"/>
-                </m:accPr>
+              <m:limLow>
                 <m:e>
                   <m:r>
                     <m:t>e</m:t>
                   </m:r>
                 </m:e>
-              </m:acc>
+                <m:lim>
+                  <m:r>
+                    <m:rPr>
+                      <m:sty m:val="p"/>
+                    </m:rPr>
+                    <m:t>∼</m:t>
+                  </m:r>
+                </m:lim>
+              </m:limLow>
             </m:e>
             <m:sub>
               <m:r>
@@ -8183,16 +8528,21 @@
           </m:r>
           <m:sSub>
             <m:e>
-              <m:acc>
-                <m:accPr>
-                  <m:chr m:val="̃"/>
-                </m:accPr>
+              <m:limLow>
                 <m:e>
                   <m:r>
                     <m:t>e</m:t>
                   </m:r>
                 </m:e>
-              </m:acc>
+                <m:lim>
+                  <m:r>
+                    <m:rPr>
+                      <m:sty m:val="p"/>
+                    </m:rPr>
+                    <m:t>∼</m:t>
+                  </m:r>
+                </m:lim>
+              </m:limLow>
             </m:e>
             <m:sub>
               <m:r>
@@ -8349,16 +8699,21 @@
       <m:oMath>
         <m:sSub>
           <m:e>
-            <m:acc>
-              <m:accPr>
-                <m:chr m:val="̃"/>
-              </m:accPr>
+            <m:limLow>
               <m:e>
                 <m:r>
                   <m:t>e</m:t>
                 </m:r>
               </m:e>
-            </m:acc>
+              <m:lim>
+                <m:r>
+                  <m:rPr>
+                    <m:sty m:val="p"/>
+                  </m:rPr>
+                  <m:t>∼</m:t>
+                </m:r>
+              </m:lim>
+            </m:limLow>
           </m:e>
           <m:sub>
             <m:r>
@@ -8415,16 +8770,21 @@
       <m:oMath>
         <m:sSub>
           <m:e>
-            <m:acc>
-              <m:accPr>
-                <m:chr m:val="̃"/>
-              </m:accPr>
+            <m:limLow>
               <m:e>
                 <m:r>
                   <m:t>e</m:t>
                 </m:r>
               </m:e>
-            </m:acc>
+              <m:lim>
+                <m:r>
+                  <m:rPr>
+                    <m:sty m:val="p"/>
+                  </m:rPr>
+                  <m:t>∼</m:t>
+                </m:r>
+              </m:lim>
+            </m:limLow>
           </m:e>
           <m:sub>
             <m:r>
@@ -8481,16 +8841,21 @@
       <m:oMath>
         <m:sSub>
           <m:e>
-            <m:acc>
-              <m:accPr>
-                <m:chr m:val="̃"/>
-              </m:accPr>
+            <m:limLow>
               <m:e>
                 <m:r>
                   <m:t>e</m:t>
                 </m:r>
               </m:e>
-            </m:acc>
+              <m:lim>
+                <m:r>
+                  <m:rPr>
+                    <m:sty m:val="p"/>
+                  </m:rPr>
+                  <m:t>∼</m:t>
+                </m:r>
+              </m:lim>
+            </m:limLow>
           </m:e>
           <m:sub>
             <m:r>
@@ -8579,16 +8944,21 @@
         </m:sSub>
         <m:sSub>
           <m:e>
-            <m:acc>
-              <m:accPr>
-                <m:chr m:val="̃"/>
-              </m:accPr>
+            <m:limLow>
               <m:e>
                 <m:r>
                   <m:t>e</m:t>
                 </m:r>
               </m:e>
-            </m:acc>
+              <m:lim>
+                <m:r>
+                  <m:rPr>
+                    <m:sty m:val="p"/>
+                  </m:rPr>
+                  <m:t>∼</m:t>
+                </m:r>
+              </m:lim>
+            </m:limLow>
           </m:e>
           <m:sub>
             <m:r>
@@ -8616,16 +8986,21 @@
         </m:sSub>
         <m:sSub>
           <m:e>
-            <m:acc>
-              <m:accPr>
-                <m:chr m:val="̃"/>
-              </m:accPr>
+            <m:limLow>
               <m:e>
                 <m:r>
                   <m:t>e</m:t>
                 </m:r>
               </m:e>
-            </m:acc>
+              <m:lim>
+                <m:r>
+                  <m:rPr>
+                    <m:sty m:val="p"/>
+                  </m:rPr>
+                  <m:t>∼</m:t>
+                </m:r>
+              </m:lim>
+            </m:limLow>
           </m:e>
           <m:sub>
             <m:r>
@@ -8653,16 +9028,21 @@
         </m:sSub>
         <m:sSub>
           <m:e>
-            <m:acc>
-              <m:accPr>
-                <m:chr m:val="̃"/>
-              </m:accPr>
+            <m:limLow>
               <m:e>
                 <m:r>
                   <m:t>e</m:t>
                 </m:r>
               </m:e>
-            </m:acc>
+              <m:lim>
+                <m:r>
+                  <m:rPr>
+                    <m:sty m:val="p"/>
+                  </m:rPr>
+                  <m:t>∼</m:t>
+                </m:r>
+              </m:lim>
+            </m:limLow>
           </m:e>
           <m:sub>
             <m:r>
@@ -8743,16 +9123,21 @@
         </m:r>
         <m:sSub>
           <m:e>
-            <m:acc>
-              <m:accPr>
-                <m:chr m:val="̃"/>
-              </m:accPr>
+            <m:limLow>
               <m:e>
                 <m:r>
                   <m:t>e</m:t>
                 </m:r>
               </m:e>
-            </m:acc>
+              <m:lim>
+                <m:r>
+                  <m:rPr>
+                    <m:sty m:val="p"/>
+                  </m:rPr>
+                  <m:t>∼</m:t>
+                </m:r>
+              </m:lim>
+            </m:limLow>
           </m:e>
           <m:sub>
             <m:r>
@@ -8771,16 +9156,21 @@
         </m:r>
         <m:sSub>
           <m:e>
-            <m:acc>
-              <m:accPr>
-                <m:chr m:val="̃"/>
-              </m:accPr>
+            <m:limLow>
               <m:e>
                 <m:r>
                   <m:t>e</m:t>
                 </m:r>
               </m:e>
-            </m:acc>
+              <m:lim>
+                <m:r>
+                  <m:rPr>
+                    <m:sty m:val="p"/>
+                  </m:rPr>
+                  <m:t>∼</m:t>
+                </m:r>
+              </m:lim>
+            </m:limLow>
           </m:e>
           <m:sub>
             <m:r>
@@ -8799,16 +9189,21 @@
         </m:r>
         <m:sSub>
           <m:e>
-            <m:acc>
-              <m:accPr>
-                <m:chr m:val="̃"/>
-              </m:accPr>
+            <m:limLow>
               <m:e>
                 <m:r>
                   <m:t>e</m:t>
                 </m:r>
               </m:e>
-            </m:acc>
+              <m:lim>
+                <m:r>
+                  <m:rPr>
+                    <m:sty m:val="p"/>
+                  </m:rPr>
+                  <m:t>∼</m:t>
+                </m:r>
+              </m:lim>
+            </m:limLow>
           </m:e>
           <m:sub>
             <m:r>
@@ -8864,16 +9259,21 @@
         </m:sSub>
         <m:sSub>
           <m:e>
-            <m:acc>
-              <m:accPr>
-                <m:chr m:val="̃"/>
-              </m:accPr>
+            <m:limLow>
               <m:e>
                 <m:r>
                   <m:t>e</m:t>
                 </m:r>
               </m:e>
-            </m:acc>
+              <m:lim>
+                <m:r>
+                  <m:rPr>
+                    <m:sty m:val="p"/>
+                  </m:rPr>
+                  <m:t>∼</m:t>
+                </m:r>
+              </m:lim>
+            </m:limLow>
           </m:e>
           <m:sub>
             <m:r>
@@ -8901,16 +9301,21 @@
         </m:sSub>
         <m:sSub>
           <m:e>
-            <m:acc>
-              <m:accPr>
-                <m:chr m:val="̃"/>
-              </m:accPr>
+            <m:limLow>
               <m:e>
                 <m:r>
                   <m:t>e</m:t>
                 </m:r>
               </m:e>
-            </m:acc>
+              <m:lim>
+                <m:r>
+                  <m:rPr>
+                    <m:sty m:val="p"/>
+                  </m:rPr>
+                  <m:t>∼</m:t>
+                </m:r>
+              </m:lim>
+            </m:limLow>
           </m:e>
           <m:sub>
             <m:r>
@@ -8938,16 +9343,21 @@
         </m:sSub>
         <m:sSub>
           <m:e>
-            <m:acc>
-              <m:accPr>
-                <m:chr m:val="̃"/>
-              </m:accPr>
+            <m:limLow>
               <m:e>
                 <m:r>
                   <m:t>e</m:t>
                 </m:r>
               </m:e>
-            </m:acc>
+              <m:lim>
+                <m:r>
+                  <m:rPr>
+                    <m:sty m:val="p"/>
+                  </m:rPr>
+                  <m:t>∼</m:t>
+                </m:r>
+              </m:lim>
+            </m:limLow>
           </m:e>
           <m:sub>
             <m:r>
@@ -9049,16 +9459,21 @@
         <w:t xml:space="preserve"> </w:t>
       </w:r>
       <m:oMath>
-        <m:acc>
-          <m:accPr>
-            <m:chr m:val="̃"/>
-          </m:accPr>
+        <m:limLow>
           <m:e>
             <m:r>
               <m:t>x</m:t>
             </m:r>
           </m:e>
-        </m:acc>
+          <m:lim>
+            <m:r>
+              <m:rPr>
+                <m:sty m:val="p"/>
+              </m:rPr>
+              <m:t>∼</m:t>
+            </m:r>
+          </m:lim>
+        </m:limLow>
       </m:oMath>
       <w:r>
         <w:t xml:space="preserve"> </w:t>
@@ -9145,16 +9560,21 @@
         <m:oMath>
           <m:sSub>
             <m:e>
-              <m:acc>
-                <m:accPr>
-                  <m:chr m:val="̃"/>
-                </m:accPr>
+              <m:limLow>
                 <m:e>
                   <m:r>
                     <m:t>e</m:t>
                   </m:r>
                 </m:e>
-              </m:acc>
+                <m:lim>
+                  <m:r>
+                    <m:rPr>
+                      <m:sty m:val="p"/>
+                    </m:rPr>
+                    <m:t>∼</m:t>
+                  </m:r>
+                </m:lim>
+              </m:limLow>
             </m:e>
             <m:sub>
               <m:r>
@@ -9168,16 +9588,21 @@
             </m:rPr>
             <m:t>⋅</m:t>
           </m:r>
-          <m:acc>
-            <m:accPr>
-              <m:chr m:val="̃"/>
-            </m:accPr>
+          <m:limLow>
             <m:e>
               <m:r>
                 <m:t>x</m:t>
               </m:r>
             </m:e>
-          </m:acc>
+            <m:lim>
+              <m:r>
+                <m:rPr>
+                  <m:sty m:val="p"/>
+                </m:rPr>
+                <m:t>∼</m:t>
+              </m:r>
+            </m:lim>
+          </m:limLow>
           <m:r>
             <m:rPr>
               <m:sty m:val="p"/>
@@ -9231,16 +9656,21 @@
             <m:e>
               <m:sSub>
                 <m:e>
-                  <m:acc>
-                    <m:accPr>
-                      <m:chr m:val="̃"/>
-                    </m:accPr>
+                  <m:limLow>
                     <m:e>
                       <m:r>
                         <m:t>e</m:t>
                       </m:r>
                     </m:e>
-                  </m:acc>
+                    <m:lim>
+                      <m:r>
+                        <m:rPr>
+                          <m:sty m:val="p"/>
+                        </m:rPr>
+                        <m:t>∼</m:t>
+                      </m:r>
+                    </m:lim>
+                  </m:limLow>
                 </m:e>
                 <m:sub>
                   <m:r>
@@ -9254,16 +9684,21 @@
                 </m:rPr>
                 <m:t>⋅</m:t>
               </m:r>
-              <m:acc>
-                <m:accPr>
-                  <m:chr m:val="̃"/>
-                </m:accPr>
+              <m:limLow>
                 <m:e>
                   <m:r>
                     <m:t>x</m:t>
                   </m:r>
                 </m:e>
-              </m:acc>
+                <m:lim>
+                  <m:r>
+                    <m:rPr>
+                      <m:sty m:val="p"/>
+                    </m:rPr>
+                    <m:t>∼</m:t>
+                  </m:r>
+                </m:lim>
+              </m:limLow>
               <m:r>
                 <m:t>&amp;</m:t>
               </m:r>
@@ -9310,16 +9745,21 @@
               </m:nary>
               <m:sSub>
                 <m:e>
-                  <m:acc>
-                    <m:accPr>
-                      <m:chr m:val="̃"/>
-                    </m:accPr>
+                  <m:limLow>
                     <m:e>
                       <m:r>
                         <m:t>e</m:t>
                       </m:r>
                     </m:e>
-                  </m:acc>
+                    <m:lim>
+                      <m:r>
+                        <m:rPr>
+                          <m:sty m:val="p"/>
+                        </m:rPr>
+                        <m:t>∼</m:t>
+                      </m:r>
+                    </m:lim>
+                  </m:limLow>
                 </m:e>
                 <m:sub>
                   <m:r>
@@ -9547,16 +9987,21 @@
               </m:r>
               <m:sSub>
                 <m:e>
-                  <m:acc>
-                    <m:accPr>
-                      <m:chr m:val="̃"/>
-                    </m:accPr>
+                  <m:limLow>
                     <m:e>
                       <m:r>
                         <m:t>e</m:t>
                       </m:r>
                     </m:e>
-                  </m:acc>
+                    <m:lim>
+                      <m:r>
+                        <m:rPr>
+                          <m:sty m:val="p"/>
+                        </m:rPr>
+                        <m:t>∼</m:t>
+                      </m:r>
+                    </m:lim>
+                  </m:limLow>
                 </m:e>
                 <m:sub>
                   <m:r>
@@ -9653,16 +10098,21 @@
         <w:t xml:space="preserve"> </w:t>
       </w:r>
       <m:oMath>
-        <m:acc>
-          <m:accPr>
-            <m:chr m:val="̃"/>
-          </m:accPr>
+        <m:limLow>
           <m:e>
             <m:r>
               <m:t>x</m:t>
             </m:r>
           </m:e>
-        </m:acc>
+          <m:lim>
+            <m:r>
+              <m:rPr>
+                <m:sty m:val="p"/>
+              </m:rPr>
+              <m:t>∼</m:t>
+            </m:r>
+          </m:lim>
+        </m:limLow>
         <m:r>
           <m:rPr>
             <m:sty m:val="p"/>
@@ -9715,16 +10165,21 @@
       <m:oMath>
         <m:sSub>
           <m:e>
-            <m:acc>
-              <m:accPr>
-                <m:chr m:val="̃"/>
-              </m:accPr>
+            <m:limLow>
               <m:e>
                 <m:r>
                   <m:t>e</m:t>
                 </m:r>
               </m:e>
-            </m:acc>
+              <m:lim>
+                <m:r>
+                  <m:rPr>
+                    <m:sty m:val="p"/>
+                  </m:rPr>
+                  <m:t>∼</m:t>
+                </m:r>
+              </m:lim>
+            </m:limLow>
           </m:e>
           <m:sub>
             <m:r>
@@ -9752,16 +10207,21 @@
         </m:r>
         <m:sSub>
           <m:e>
-            <m:acc>
-              <m:accPr>
-                <m:chr m:val="̃"/>
-              </m:accPr>
+            <m:limLow>
               <m:e>
                 <m:r>
                   <m:t>e</m:t>
                 </m:r>
               </m:e>
-            </m:acc>
+              <m:lim>
+                <m:r>
+                  <m:rPr>
+                    <m:sty m:val="p"/>
+                  </m:rPr>
+                  <m:t>∼</m:t>
+                </m:r>
+              </m:lim>
+            </m:limLow>
           </m:e>
           <m:sub>
             <m:r>
@@ -9853,16 +10313,21 @@
           <m:jc m:val="center"/>
         </m:oMathParaPr>
         <m:oMath>
-          <m:acc>
-            <m:accPr>
-              <m:chr m:val="̃"/>
-            </m:accPr>
+          <m:limLow>
             <m:e>
               <m:r>
                 <m:t>x</m:t>
               </m:r>
             </m:e>
-          </m:acc>
+            <m:lim>
+              <m:r>
+                <m:rPr>
+                  <m:sty m:val="p"/>
+                </m:rPr>
+                <m:t>∼</m:t>
+              </m:r>
+            </m:lim>
+          </m:limLow>
           <m:r>
             <m:rPr>
               <m:sty m:val="p"/>
@@ -9912,16 +10377,21 @@
           </m:nary>
           <m:sSub>
             <m:e>
-              <m:acc>
-                <m:accPr>
-                  <m:chr m:val="̃"/>
-                </m:accPr>
+              <m:limLow>
                 <m:e>
                   <m:r>
                     <m:t>e</m:t>
                   </m:r>
                 </m:e>
-              </m:acc>
+                <m:lim>
+                  <m:r>
+                    <m:rPr>
+                      <m:sty m:val="p"/>
+                    </m:rPr>
+                    <m:t>∼</m:t>
+                  </m:r>
+                </m:lim>
+              </m:limLow>
             </m:e>
             <m:sub>
               <m:r>
@@ -10069,16 +10539,21 @@
                   </m:nary>
                   <m:sSub>
                     <m:e>
-                      <m:acc>
-                        <m:accPr>
-                          <m:chr m:val="̃"/>
-                        </m:accPr>
+                      <m:limLow>
                         <m:e>
                           <m:r>
                             <m:t>e</m:t>
                           </m:r>
                         </m:e>
-                      </m:acc>
+                        <m:lim>
+                          <m:r>
+                            <m:rPr>
+                              <m:sty m:val="p"/>
+                            </m:rPr>
+                            <m:t>∼</m:t>
+                          </m:r>
+                        </m:lim>
+                      </m:limLow>
                     </m:e>
                     <m:sub>
                       <m:r>
@@ -10158,16 +10633,21 @@
               </m:r>
               <m:sSub>
                 <m:e>
-                  <m:acc>
-                    <m:accPr>
-                      <m:chr m:val="̃"/>
-                    </m:accPr>
+                  <m:limLow>
                     <m:e>
                       <m:r>
                         <m:t>e</m:t>
                       </m:r>
                     </m:e>
-                  </m:acc>
+                    <m:lim>
+                      <m:r>
+                        <m:rPr>
+                          <m:sty m:val="p"/>
+                        </m:rPr>
+                        <m:t>∼</m:t>
+                      </m:r>
+                    </m:lim>
+                  </m:limLow>
                 </m:e>
                 <m:sub>
                   <m:r>
@@ -10926,16 +11406,21 @@
               </m:r>
               <m:sSub>
                 <m:e>
-                  <m:acc>
-                    <m:accPr>
-                      <m:chr m:val="̃"/>
-                    </m:accPr>
+                  <m:limLow>
                     <m:e>
                       <m:r>
                         <m:t>e</m:t>
                       </m:r>
                     </m:e>
-                  </m:acc>
+                    <m:lim>
+                      <m:r>
+                        <m:rPr>
+                          <m:sty m:val="p"/>
+                        </m:rPr>
+                        <m:t>∼</m:t>
+                      </m:r>
+                    </m:lim>
+                  </m:limLow>
                 </m:e>
                 <m:sub>
                   <m:r>
@@ -10951,16 +11436,21 @@
               </m:r>
               <m:sSub>
                 <m:e>
-                  <m:acc>
-                    <m:accPr>
-                      <m:chr m:val="̃"/>
-                    </m:accPr>
+                  <m:limLow>
                     <m:e>
                       <m:r>
                         <m:t>e</m:t>
                       </m:r>
                     </m:e>
-                  </m:acc>
+                    <m:lim>
+                      <m:r>
+                        <m:rPr>
+                          <m:sty m:val="p"/>
+                        </m:rPr>
+                        <m:t>∼</m:t>
+                      </m:r>
+                    </m:lim>
+                  </m:limLow>
                 </m:e>
                 <m:sub>
                   <m:r>
@@ -10979,16 +11469,21 @@
               </m:r>
               <m:sSub>
                 <m:e>
-                  <m:acc>
-                    <m:accPr>
-                      <m:chr m:val="̃"/>
-                    </m:accPr>
+                  <m:limLow>
                     <m:e>
                       <m:r>
                         <m:t>e</m:t>
                       </m:r>
                     </m:e>
-                  </m:acc>
+                    <m:lim>
+                      <m:r>
+                        <m:rPr>
+                          <m:sty m:val="p"/>
+                        </m:rPr>
+                        <m:t>∼</m:t>
+                      </m:r>
+                    </m:lim>
+                  </m:limLow>
                 </m:e>
                 <m:sub>
                   <m:r>
@@ -11034,16 +11529,21 @@
         <w:t xml:space="preserve"> </w:t>
       </w:r>
       <m:oMath>
-        <m:acc>
-          <m:accPr>
-            <m:chr m:val="̃"/>
-          </m:accPr>
+        <m:limLow>
           <m:e>
             <m:r>
               <m:t>x</m:t>
             </m:r>
           </m:e>
-        </m:acc>
+          <m:lim>
+            <m:r>
+              <m:rPr>
+                <m:sty m:val="p"/>
+              </m:rPr>
+              <m:t>∼</m:t>
+            </m:r>
+          </m:lim>
+        </m:limLow>
       </m:oMath>
       <w:r>
         <w:t xml:space="preserve"> </w:t>
@@ -11055,16 +11555,21 @@
         <w:t xml:space="preserve"> </w:t>
       </w:r>
       <m:oMath>
-        <m:acc>
-          <m:accPr>
-            <m:chr m:val="̃"/>
-          </m:accPr>
+        <m:limLow>
           <m:e>
             <m:r>
               <m:t>y</m:t>
             </m:r>
           </m:e>
-        </m:acc>
+          <m:lim>
+            <m:r>
+              <m:rPr>
+                <m:sty m:val="p"/>
+              </m:rPr>
+              <m:t>∼</m:t>
+            </m:r>
+          </m:lim>
+        </m:limLow>
       </m:oMath>
       <w:r>
         <w:t xml:space="preserve"> </w:t>
@@ -11092,32 +11597,42 @@
         <w:t xml:space="preserve"> </w:t>
       </w:r>
       <m:oMath>
-        <m:acc>
-          <m:accPr>
-            <m:chr m:val="̃"/>
-          </m:accPr>
+        <m:limLow>
           <m:e>
             <m:r>
               <m:t>x</m:t>
             </m:r>
           </m:e>
-        </m:acc>
+          <m:lim>
+            <m:r>
+              <m:rPr>
+                <m:sty m:val="p"/>
+              </m:rPr>
+              <m:t>∼</m:t>
+            </m:r>
+          </m:lim>
+        </m:limLow>
         <m:r>
           <m:rPr>
             <m:sty m:val="p"/>
           </m:rPr>
           <m:t>⟂</m:t>
         </m:r>
-        <m:acc>
-          <m:accPr>
-            <m:chr m:val="̃"/>
-          </m:accPr>
+        <m:limLow>
           <m:e>
             <m:r>
               <m:t>y</m:t>
             </m:r>
           </m:e>
-        </m:acc>
+          <m:lim>
+            <m:r>
+              <m:rPr>
+                <m:sty m:val="p"/>
+              </m:rPr>
+              <m:t>∼</m:t>
+            </m:r>
+          </m:lim>
+        </m:limLow>
       </m:oMath>
       <w:r>
         <w:t xml:space="preserve">) if their dot product (</w:t>
@@ -11143,64 +11658,84 @@
           <m:jc m:val="center"/>
         </m:oMathParaPr>
         <m:oMath>
-          <m:acc>
-            <m:accPr>
-              <m:chr m:val="̃"/>
-            </m:accPr>
+          <m:limLow>
             <m:e>
               <m:r>
                 <m:t>x</m:t>
               </m:r>
             </m:e>
-          </m:acc>
+            <m:lim>
+              <m:r>
+                <m:rPr>
+                  <m:sty m:val="p"/>
+                </m:rPr>
+                <m:t>∼</m:t>
+              </m:r>
+            </m:lim>
+          </m:limLow>
           <m:r>
             <m:rPr>
               <m:sty m:val="p"/>
             </m:rPr>
             <m:t>⟂</m:t>
           </m:r>
-          <m:acc>
-            <m:accPr>
-              <m:chr m:val="̃"/>
-            </m:accPr>
+          <m:limLow>
             <m:e>
               <m:r>
                 <m:t>y</m:t>
               </m:r>
             </m:e>
-          </m:acc>
+            <m:lim>
+              <m:r>
+                <m:rPr>
+                  <m:sty m:val="p"/>
+                </m:rPr>
+                <m:t>∼</m:t>
+              </m:r>
+            </m:lim>
+          </m:limLow>
           <m:r>
             <m:rPr>
               <m:sty m:val="p"/>
             </m:rPr>
             <m:t>⇔</m:t>
           </m:r>
-          <m:acc>
-            <m:accPr>
-              <m:chr m:val="̃"/>
-            </m:accPr>
+          <m:limLow>
             <m:e>
               <m:r>
                 <m:t>x</m:t>
               </m:r>
             </m:e>
-          </m:acc>
+            <m:lim>
+              <m:r>
+                <m:rPr>
+                  <m:sty m:val="p"/>
+                </m:rPr>
+                <m:t>∼</m:t>
+              </m:r>
+            </m:lim>
+          </m:limLow>
           <m:r>
             <m:rPr>
               <m:sty m:val="p"/>
             </m:rPr>
             <m:t>⋅</m:t>
           </m:r>
-          <m:acc>
-            <m:accPr>
-              <m:chr m:val="̃"/>
-            </m:accPr>
+          <m:limLow>
             <m:e>
               <m:r>
                 <m:t>y</m:t>
               </m:r>
             </m:e>
-          </m:acc>
+            <m:lim>
+              <m:r>
+                <m:rPr>
+                  <m:sty m:val="p"/>
+                </m:rPr>
+                <m:t>∼</m:t>
+              </m:r>
+            </m:lim>
+          </m:limLow>
           <m:r>
             <m:rPr>
               <m:sty m:val="p"/>
@@ -12030,16 +12565,21 @@
             <m:grow/>
           </m:dPr>
           <m:e>
-            <m:acc>
-              <m:accPr>
-                <m:chr m:val="̃"/>
-              </m:accPr>
+            <m:limLow>
               <m:e>
                 <m:r>
                   <m:t>x</m:t>
                 </m:r>
               </m:e>
-            </m:acc>
+              <m:lim>
+                <m:r>
+                  <m:rPr>
+                    <m:sty m:val="p"/>
+                  </m:rPr>
+                  <m:t>∼</m:t>
+                </m:r>
+              </m:lim>
+            </m:limLow>
           </m:e>
         </m:d>
         <m:sSub>
@@ -12062,16 +12602,21 @@
         <w:t xml:space="preserve"> </w:t>
       </w:r>
       <m:oMath>
-        <m:acc>
-          <m:accPr>
-            <m:chr m:val="̃"/>
-          </m:accPr>
+        <m:limLow>
           <m:e>
             <m:r>
               <m:t>x</m:t>
             </m:r>
           </m:e>
-        </m:acc>
+          <m:lim>
+            <m:r>
+              <m:rPr>
+                <m:sty m:val="p"/>
+              </m:rPr>
+              <m:t>∼</m:t>
+            </m:r>
+          </m:lim>
+        </m:limLow>
       </m:oMath>
       <w:r>
         <w:t xml:space="preserve"> </w:t>
@@ -12115,16 +12660,21 @@
               <m:grow/>
             </m:dPr>
             <m:e>
-              <m:acc>
-                <m:accPr>
-                  <m:chr m:val="̃"/>
-                </m:accPr>
+              <m:limLow>
                 <m:e>
                   <m:r>
                     <m:t>x</m:t>
                   </m:r>
                 </m:e>
-              </m:acc>
+                <m:lim>
+                  <m:r>
+                    <m:rPr>
+                      <m:sty m:val="p"/>
+                    </m:rPr>
+                    <m:t>∼</m:t>
+                  </m:r>
+                </m:lim>
+              </m:limLow>
             </m:e>
           </m:d>
           <m:r>
@@ -12155,32 +12705,42 @@
             </m:radPr>
             <m:deg/>
             <m:e>
-              <m:acc>
-                <m:accPr>
-                  <m:chr m:val="̃"/>
-                </m:accPr>
+              <m:limLow>
                 <m:e>
                   <m:r>
                     <m:t>x</m:t>
                   </m:r>
                 </m:e>
-              </m:acc>
+                <m:lim>
+                  <m:r>
+                    <m:rPr>
+                      <m:sty m:val="p"/>
+                    </m:rPr>
+                    <m:t>∼</m:t>
+                  </m:r>
+                </m:lim>
+              </m:limLow>
               <m:r>
                 <m:rPr>
                   <m:sty m:val="p"/>
                 </m:rPr>
                 <m:t>⋅</m:t>
               </m:r>
-              <m:acc>
-                <m:accPr>
-                  <m:chr m:val="̃"/>
-                </m:accPr>
+              <m:limLow>
                 <m:e>
                   <m:r>
                     <m:t>x</m:t>
                   </m:r>
                 </m:e>
-              </m:acc>
+                <m:lim>
+                  <m:r>
+                    <m:rPr>
+                      <m:sty m:val="p"/>
+                    </m:rPr>
+                    <m:t>∼</m:t>
+                  </m:r>
+                </m:lim>
+              </m:limLow>
             </m:e>
           </m:rad>
           <m:r>
@@ -12335,16 +12895,21 @@
         <w:t xml:space="preserve"> </w:t>
       </w:r>
       <m:oMath>
-        <m:acc>
-          <m:accPr>
-            <m:chr m:val="̃"/>
-          </m:accPr>
+        <m:limLow>
           <m:e>
             <m:r>
               <m:t>x</m:t>
             </m:r>
           </m:e>
-        </m:acc>
+          <m:lim>
+            <m:r>
+              <m:rPr>
+                <m:sty m:val="p"/>
+              </m:rPr>
+              <m:t>∼</m:t>
+            </m:r>
+          </m:lim>
+        </m:limLow>
         <m:r>
           <m:rPr>
             <m:sty m:val="p"/>
@@ -12402,16 +12967,21 @@
                   <m:grow/>
                 </m:dPr>
                 <m:e>
-                  <m:acc>
-                    <m:accPr>
-                      <m:chr m:val="̃"/>
-                    </m:accPr>
+                  <m:limLow>
                     <m:e>
                       <m:r>
                         <m:t>x</m:t>
                       </m:r>
                     </m:e>
-                  </m:acc>
+                    <m:lim>
+                      <m:r>
+                        <m:rPr>
+                          <m:sty m:val="p"/>
+                        </m:rPr>
+                        <m:t>∼</m:t>
+                      </m:r>
+                    </m:lim>
+                  </m:limLow>
                 </m:e>
               </m:d>
               <m:r>
@@ -12711,16 +13281,21 @@
         <w:t xml:space="preserve"> </w:t>
       </w:r>
       <m:oMath>
-        <m:acc>
-          <m:accPr>
-            <m:chr m:val="̃"/>
-          </m:accPr>
+        <m:limLow>
           <m:e>
             <m:r>
               <m:t>x</m:t>
             </m:r>
           </m:e>
-        </m:acc>
+          <m:lim>
+            <m:r>
+              <m:rPr>
+                <m:sty m:val="p"/>
+              </m:rPr>
+              <m:t>∼</m:t>
+            </m:r>
+          </m:lim>
+        </m:limLow>
         <m:r>
           <m:rPr>
             <m:sty m:val="p"/>
@@ -12778,16 +13353,21 @@
                   <m:grow/>
                 </m:dPr>
                 <m:e>
-                  <m:acc>
-                    <m:accPr>
-                      <m:chr m:val="̃"/>
-                    </m:accPr>
+                  <m:limLow>
                     <m:e>
                       <m:r>
                         <m:t>x</m:t>
                       </m:r>
                     </m:e>
-                  </m:acc>
+                    <m:lim>
+                      <m:r>
+                        <m:rPr>
+                          <m:sty m:val="p"/>
+                        </m:rPr>
+                        <m:t>∼</m:t>
+                      </m:r>
+                    </m:lim>
+                  </m:limLow>
                 </m:e>
               </m:d>
               <m:r>
@@ -13216,16 +13796,21 @@
         <w:t xml:space="preserve"> </w:t>
       </w:r>
       <m:oMath>
-        <m:acc>
-          <m:accPr>
-            <m:chr m:val="̃"/>
-          </m:accPr>
+        <m:limLow>
           <m:e>
             <m:r>
               <m:t>x</m:t>
             </m:r>
           </m:e>
-        </m:acc>
+          <m:lim>
+            <m:r>
+              <m:rPr>
+                <m:sty m:val="p"/>
+              </m:rPr>
+              <m:t>∼</m:t>
+            </m:r>
+          </m:lim>
+        </m:limLow>
         <m:r>
           <m:rPr>
             <m:sty m:val="p"/>
@@ -13267,16 +13852,21 @@
         <w:t xml:space="preserve"> </w:t>
       </w:r>
       <m:oMath>
-        <m:acc>
-          <m:accPr>
-            <m:chr m:val="̃"/>
-          </m:accPr>
+        <m:limLow>
           <m:e>
             <m:r>
               <m:t>y</m:t>
             </m:r>
           </m:e>
-        </m:acc>
+          <m:lim>
+            <m:r>
+              <m:rPr>
+                <m:sty m:val="p"/>
+              </m:rPr>
+              <m:t>∼</m:t>
+            </m:r>
+          </m:lim>
+        </m:limLow>
         <m:r>
           <m:rPr>
             <m:sty m:val="p"/>
@@ -13327,32 +13917,42 @@
         <w:t xml:space="preserve"> </w:t>
       </w:r>
       <m:oMath>
-        <m:acc>
-          <m:accPr>
-            <m:chr m:val="̃"/>
-          </m:accPr>
+        <m:limLow>
           <m:e>
             <m:r>
               <m:t>x</m:t>
             </m:r>
           </m:e>
-        </m:acc>
+          <m:lim>
+            <m:r>
+              <m:rPr>
+                <m:sty m:val="p"/>
+              </m:rPr>
+              <m:t>∼</m:t>
+            </m:r>
+          </m:lim>
+        </m:limLow>
         <m:r>
           <m:rPr>
             <m:sty m:val="p"/>
           </m:rPr>
           <m:t>−</m:t>
         </m:r>
-        <m:acc>
-          <m:accPr>
-            <m:chr m:val="̃"/>
-          </m:accPr>
+        <m:limLow>
           <m:e>
             <m:r>
               <m:t>y</m:t>
             </m:r>
           </m:e>
-        </m:acc>
+          <m:lim>
+            <m:r>
+              <m:rPr>
+                <m:sty m:val="p"/>
+              </m:rPr>
+              <m:t>∼</m:t>
+            </m:r>
+          </m:lim>
+        </m:limLow>
       </m:oMath>
       <w:r>
         <w:t xml:space="preserve">.</w:t>
@@ -13373,32 +13973,42 @@
         <w:t xml:space="preserve"> </w:t>
       </w:r>
       <m:oMath>
-        <m:acc>
-          <m:accPr>
-            <m:chr m:val="̃"/>
-          </m:accPr>
+        <m:limLow>
           <m:e>
             <m:r>
               <m:t>x</m:t>
             </m:r>
           </m:e>
-        </m:acc>
+          <m:lim>
+            <m:r>
+              <m:rPr>
+                <m:sty m:val="p"/>
+              </m:rPr>
+              <m:t>∼</m:t>
+            </m:r>
+          </m:lim>
+        </m:limLow>
         <m:r>
           <m:rPr>
             <m:sty m:val="p"/>
           </m:rPr>
           <m:t>−</m:t>
         </m:r>
-        <m:acc>
-          <m:accPr>
-            <m:chr m:val="̃"/>
-          </m:accPr>
+        <m:limLow>
           <m:e>
             <m:r>
               <m:t>y</m:t>
             </m:r>
           </m:e>
-        </m:acc>
+          <m:lim>
+            <m:r>
+              <m:rPr>
+                <m:sty m:val="p"/>
+              </m:rPr>
+              <m:t>∼</m:t>
+            </m:r>
+          </m:lim>
+        </m:limLow>
       </m:oMath>
       <w:r>
         <w:t xml:space="preserve">,</w:t>
@@ -13439,32 +14049,42 @@
         <w:t xml:space="preserve"> </w:t>
       </w:r>
       <m:oMath>
-        <m:acc>
-          <m:accPr>
-            <m:chr m:val="̃"/>
-          </m:accPr>
+        <m:limLow>
           <m:e>
             <m:r>
               <m:t>y</m:t>
             </m:r>
           </m:e>
-        </m:acc>
+          <m:lim>
+            <m:r>
+              <m:rPr>
+                <m:sty m:val="p"/>
+              </m:rPr>
+              <m:t>∼</m:t>
+            </m:r>
+          </m:lim>
+        </m:limLow>
         <m:r>
           <m:rPr>
             <m:sty m:val="p"/>
           </m:rPr>
           <m:t>−</m:t>
         </m:r>
-        <m:acc>
-          <m:accPr>
-            <m:chr m:val="̃"/>
-          </m:accPr>
+        <m:limLow>
           <m:e>
             <m:r>
               <m:t>x</m:t>
             </m:r>
           </m:e>
-        </m:acc>
+          <m:lim>
+            <m:r>
+              <m:rPr>
+                <m:sty m:val="p"/>
+              </m:rPr>
+              <m:t>∼</m:t>
+            </m:r>
+          </m:lim>
+        </m:limLow>
       </m:oMath>
       <w:r>
         <w:t xml:space="preserve"> </w:t>
@@ -13501,32 +14121,42 @@
         <m:oMath>
           <m:eqArr>
             <m:e>
-              <m:acc>
-                <m:accPr>
-                  <m:chr m:val="̃"/>
-                </m:accPr>
+              <m:limLow>
                 <m:e>
                   <m:r>
                     <m:t>x</m:t>
                   </m:r>
                 </m:e>
-              </m:acc>
+                <m:lim>
+                  <m:r>
+                    <m:rPr>
+                      <m:sty m:val="p"/>
+                    </m:rPr>
+                    <m:t>∼</m:t>
+                  </m:r>
+                </m:lim>
+              </m:limLow>
               <m:r>
                 <m:rPr>
                   <m:sty m:val="p"/>
                 </m:rPr>
                 <m:t>−</m:t>
               </m:r>
-              <m:acc>
-                <m:accPr>
-                  <m:chr m:val="̃"/>
-                </m:accPr>
+              <m:limLow>
                 <m:e>
                   <m:r>
                     <m:t>y</m:t>
                   </m:r>
                 </m:e>
-              </m:acc>
+                <m:lim>
+                  <m:r>
+                    <m:rPr>
+                      <m:sty m:val="p"/>
+                    </m:rPr>
+                    <m:t>∼</m:t>
+                  </m:r>
+                </m:lim>
+              </m:limLow>
               <m:r>
                 <m:t>&amp;</m:t>
               </m:r>
@@ -13658,32 +14288,42 @@
                   <m:grow/>
                 </m:dPr>
                 <m:e>
-                  <m:acc>
-                    <m:accPr>
-                      <m:chr m:val="̃"/>
-                    </m:accPr>
+                  <m:limLow>
                     <m:e>
                       <m:r>
                         <m:t>x</m:t>
                       </m:r>
                     </m:e>
-                  </m:acc>
+                    <m:lim>
+                      <m:r>
+                        <m:rPr>
+                          <m:sty m:val="p"/>
+                        </m:rPr>
+                        <m:t>∼</m:t>
+                      </m:r>
+                    </m:lim>
+                  </m:limLow>
                   <m:r>
                     <m:rPr>
                       <m:sty m:val="p"/>
                     </m:rPr>
                     <m:t>−</m:t>
                   </m:r>
-                  <m:acc>
-                    <m:accPr>
-                      <m:chr m:val="̃"/>
-                    </m:accPr>
+                  <m:limLow>
                     <m:e>
                       <m:r>
                         <m:t>y</m:t>
                       </m:r>
                     </m:e>
-                  </m:acc>
+                    <m:lim>
+                      <m:r>
+                        <m:rPr>
+                          <m:sty m:val="p"/>
+                        </m:rPr>
+                        <m:t>∼</m:t>
+                      </m:r>
+                    </m:lim>
+                  </m:limLow>
                 </m:e>
               </m:d>
               <m:r>
@@ -13827,32 +14467,42 @@
         </w:numPr>
       </w:pPr>
       <m:oMath>
-        <m:acc>
-          <m:accPr>
-            <m:chr m:val="̃"/>
-          </m:accPr>
+        <m:limLow>
           <m:e>
             <m:r>
               <m:t>y</m:t>
             </m:r>
           </m:e>
-        </m:acc>
+          <m:lim>
+            <m:r>
+              <m:rPr>
+                <m:sty m:val="p"/>
+              </m:rPr>
+              <m:t>∼</m:t>
+            </m:r>
+          </m:lim>
+        </m:limLow>
         <m:r>
           <m:rPr>
             <m:sty m:val="p"/>
           </m:rPr>
           <m:t>−</m:t>
         </m:r>
-        <m:acc>
-          <m:accPr>
-            <m:chr m:val="̃"/>
-          </m:accPr>
+        <m:limLow>
           <m:e>
             <m:r>
               <m:t>x</m:t>
             </m:r>
           </m:e>
-        </m:acc>
+          <m:lim>
+            <m:r>
+              <m:rPr>
+                <m:sty m:val="p"/>
+              </m:rPr>
+              <m:t>∼</m:t>
+            </m:r>
+          </m:lim>
+        </m:limLow>
         <m:r>
           <m:rPr>
             <m:sty m:val="p"/>
@@ -13916,32 +14566,42 @@
                   <m:grow/>
                 </m:dPr>
                 <m:e>
-                  <m:acc>
-                    <m:accPr>
-                      <m:chr m:val="̃"/>
-                    </m:accPr>
+                  <m:limLow>
                     <m:e>
                       <m:r>
                         <m:t>y</m:t>
                       </m:r>
                     </m:e>
-                  </m:acc>
+                    <m:lim>
+                      <m:r>
+                        <m:rPr>
+                          <m:sty m:val="p"/>
+                        </m:rPr>
+                        <m:t>∼</m:t>
+                      </m:r>
+                    </m:lim>
+                  </m:limLow>
                   <m:r>
                     <m:rPr>
                       <m:sty m:val="p"/>
                     </m:rPr>
                     <m:t>−</m:t>
                   </m:r>
-                  <m:acc>
-                    <m:accPr>
-                      <m:chr m:val="̃"/>
-                    </m:accPr>
+                  <m:limLow>
                     <m:e>
                       <m:r>
                         <m:t>x</m:t>
                       </m:r>
                     </m:e>
-                  </m:acc>
+                    <m:lim>
+                      <m:r>
+                        <m:rPr>
+                          <m:sty m:val="p"/>
+                        </m:rPr>
+                        <m:t>∼</m:t>
+                      </m:r>
+                    </m:lim>
+                  </m:limLow>
                 </m:e>
               </m:d>
               <m:r>
@@ -14069,16 +14729,21 @@
         <w:t xml:space="preserve"> </w:t>
       </w:r>
       <m:oMath>
-        <m:acc>
-          <m:accPr>
-            <m:chr m:val="̃"/>
-          </m:accPr>
+        <m:limLow>
           <m:e>
             <m:r>
               <m:t>x</m:t>
             </m:r>
           </m:e>
-        </m:acc>
+          <m:lim>
+            <m:r>
+              <m:rPr>
+                <m:sty m:val="p"/>
+              </m:rPr>
+              <m:t>∼</m:t>
+            </m:r>
+          </m:lim>
+        </m:limLow>
       </m:oMath>
       <w:r>
         <w:t xml:space="preserve"> </w:t>
@@ -14090,16 +14755,21 @@
         <w:t xml:space="preserve"> </w:t>
       </w:r>
       <m:oMath>
-        <m:acc>
-          <m:accPr>
-            <m:chr m:val="̃"/>
-          </m:accPr>
+        <m:limLow>
           <m:e>
             <m:r>
               <m:t>y</m:t>
             </m:r>
           </m:e>
-        </m:acc>
+          <m:lim>
+            <m:r>
+              <m:rPr>
+                <m:sty m:val="p"/>
+              </m:rPr>
+              <m:t>∼</m:t>
+            </m:r>
+          </m:lim>
+        </m:limLow>
       </m:oMath>
       <w:r>
         <w:t xml:space="preserve"> </w:t>
@@ -14158,32 +14828,42 @@
             </m:rPr>
             <m:t>(</m:t>
           </m:r>
-          <m:acc>
-            <m:accPr>
-              <m:chr m:val="̃"/>
-            </m:accPr>
+          <m:limLow>
             <m:e>
               <m:r>
                 <m:t>x</m:t>
               </m:r>
             </m:e>
-          </m:acc>
+            <m:lim>
+              <m:r>
+                <m:rPr>
+                  <m:sty m:val="p"/>
+                </m:rPr>
+                <m:t>∼</m:t>
+              </m:r>
+            </m:lim>
+          </m:limLow>
           <m:r>
             <m:rPr>
               <m:sty m:val="p"/>
             </m:rPr>
             <m:t>,</m:t>
           </m:r>
-          <m:acc>
-            <m:accPr>
-              <m:chr m:val="̃"/>
-            </m:accPr>
+          <m:limLow>
             <m:e>
               <m:r>
                 <m:t>y</m:t>
               </m:r>
             </m:e>
-          </m:acc>
+            <m:lim>
+              <m:r>
+                <m:rPr>
+                  <m:sty m:val="p"/>
+                </m:rPr>
+                <m:t>∼</m:t>
+              </m:r>
+            </m:lim>
+          </m:limLow>
           <m:r>
             <m:rPr>
               <m:sty m:val="p"/>
@@ -14220,32 +14900,42 @@
               <m:grow/>
             </m:dPr>
             <m:e>
-              <m:acc>
-                <m:accPr>
-                  <m:chr m:val="̃"/>
-                </m:accPr>
+              <m:limLow>
                 <m:e>
                   <m:r>
                     <m:t>x</m:t>
                   </m:r>
                 </m:e>
-              </m:acc>
+                <m:lim>
+                  <m:r>
+                    <m:rPr>
+                      <m:sty m:val="p"/>
+                    </m:rPr>
+                    <m:t>∼</m:t>
+                  </m:r>
+                </m:lim>
+              </m:limLow>
               <m:r>
                 <m:rPr>
                   <m:sty m:val="p"/>
                 </m:rPr>
                 <m:t>−</m:t>
               </m:r>
-              <m:acc>
-                <m:accPr>
-                  <m:chr m:val="̃"/>
-                </m:accPr>
+              <m:limLow>
                 <m:e>
                   <m:r>
                     <m:t>y</m:t>
                   </m:r>
                 </m:e>
-              </m:acc>
+                <m:lim>
+                  <m:r>
+                    <m:rPr>
+                      <m:sty m:val="p"/>
+                    </m:rPr>
+                    <m:t>∼</m:t>
+                  </m:r>
+                </m:lim>
+              </m:limLow>
             </m:e>
           </m:d>
           <m:r>
@@ -14390,16 +15080,21 @@
         <w:t xml:space="preserve"> </w:t>
       </w:r>
       <m:oMath>
-        <m:acc>
-          <m:accPr>
-            <m:chr m:val="̃"/>
-          </m:accPr>
+        <m:limLow>
           <m:e>
             <m:r>
               <m:t>0</m:t>
             </m:r>
           </m:e>
-        </m:acc>
+          <m:lim>
+            <m:r>
+              <m:rPr>
+                <m:sty m:val="p"/>
+              </m:rPr>
+              <m:t>∼</m:t>
+            </m:r>
+          </m:lim>
+        </m:limLow>
       </m:oMath>
       <w:r>
         <w:t xml:space="preserve"> </w:t>
@@ -14411,16 +15106,21 @@
         <w:t xml:space="preserve"> </w:t>
       </w:r>
       <m:oMath>
-        <m:acc>
-          <m:accPr>
-            <m:chr m:val="̃"/>
-          </m:accPr>
+        <m:limLow>
           <m:e>
             <m:r>
               <m:t>x</m:t>
             </m:r>
           </m:e>
-        </m:acc>
+          <m:lim>
+            <m:r>
+              <m:rPr>
+                <m:sty m:val="p"/>
+              </m:rPr>
+              <m:t>∼</m:t>
+            </m:r>
+          </m:lim>
+        </m:limLow>
       </m:oMath>
       <w:r>
         <w:t xml:space="preserve"> </w:t>
@@ -14432,16 +15132,21 @@
         <w:t xml:space="preserve"> </w:t>
       </w:r>
       <m:oMath>
-        <m:acc>
-          <m:accPr>
-            <m:chr m:val="̃"/>
-          </m:accPr>
+        <m:limLow>
           <m:e>
             <m:r>
               <m:t>x</m:t>
             </m:r>
           </m:e>
-        </m:acc>
+          <m:lim>
+            <m:r>
+              <m:rPr>
+                <m:sty m:val="p"/>
+              </m:rPr>
+              <m:t>∼</m:t>
+            </m:r>
+          </m:lim>
+        </m:limLow>
       </m:oMath>
       <w:r>
         <w:t xml:space="preserve">:</w:t>
@@ -14467,32 +15172,42 @@
                 </m:rPr>
                 <m:t>(</m:t>
               </m:r>
-              <m:acc>
-                <m:accPr>
-                  <m:chr m:val="̃"/>
-                </m:accPr>
+              <m:limLow>
                 <m:e>
                   <m:r>
                     <m:t>x</m:t>
                   </m:r>
                 </m:e>
-              </m:acc>
+                <m:lim>
+                  <m:r>
+                    <m:rPr>
+                      <m:sty m:val="p"/>
+                    </m:rPr>
+                    <m:t>∼</m:t>
+                  </m:r>
+                </m:lim>
+              </m:limLow>
               <m:r>
                 <m:rPr>
                   <m:sty m:val="p"/>
                 </m:rPr>
                 <m:t>,</m:t>
               </m:r>
-              <m:acc>
-                <m:accPr>
-                  <m:chr m:val="̃"/>
-                </m:accPr>
+              <m:limLow>
                 <m:e>
                   <m:r>
                     <m:t>0</m:t>
                   </m:r>
                 </m:e>
-              </m:acc>
+                <m:lim>
+                  <m:r>
+                    <m:rPr>
+                      <m:sty m:val="p"/>
+                    </m:rPr>
+                    <m:t>∼</m:t>
+                  </m:r>
+                </m:lim>
+              </m:limLow>
               <m:r>
                 <m:rPr>
                   <m:sty m:val="p"/>
@@ -14519,32 +15234,42 @@
                   <m:grow/>
                 </m:dPr>
                 <m:e>
-                  <m:acc>
-                    <m:accPr>
-                      <m:chr m:val="̃"/>
-                    </m:accPr>
+                  <m:limLow>
                     <m:e>
                       <m:r>
                         <m:t>x</m:t>
                       </m:r>
                     </m:e>
-                  </m:acc>
+                    <m:lim>
+                      <m:r>
+                        <m:rPr>
+                          <m:sty m:val="p"/>
+                        </m:rPr>
+                        <m:t>∼</m:t>
+                      </m:r>
+                    </m:lim>
+                  </m:limLow>
                   <m:r>
                     <m:rPr>
                       <m:sty m:val="p"/>
                     </m:rPr>
                     <m:t>−</m:t>
                   </m:r>
-                  <m:acc>
-                    <m:accPr>
-                      <m:chr m:val="̃"/>
-                    </m:accPr>
+                  <m:limLow>
                     <m:e>
                       <m:r>
                         <m:t>0</m:t>
                       </m:r>
                     </m:e>
-                  </m:acc>
+                    <m:lim>
+                      <m:r>
+                        <m:rPr>
+                          <m:sty m:val="p"/>
+                        </m:rPr>
+                        <m:t>∼</m:t>
+                      </m:r>
+                    </m:lim>
+                  </m:limLow>
                 </m:e>
               </m:d>
               <m:r>
@@ -14572,16 +15297,21 @@
                   <m:grow/>
                 </m:dPr>
                 <m:e>
-                  <m:acc>
-                    <m:accPr>
-                      <m:chr m:val="̃"/>
-                    </m:accPr>
+                  <m:limLow>
                     <m:e>
                       <m:r>
                         <m:t>x</m:t>
                       </m:r>
                     </m:e>
-                  </m:acc>
+                    <m:lim>
+                      <m:r>
+                        <m:rPr>
+                          <m:sty m:val="p"/>
+                        </m:rPr>
+                        <m:t>∼</m:t>
+                      </m:r>
+                    </m:lim>
+                  </m:limLow>
                 </m:e>
               </m:d>
               <m:r>
@@ -14614,16 +15344,21 @@
         <w:t xml:space="preserve"> </w:t>
       </w:r>
       <m:oMath>
-        <m:acc>
-          <m:accPr>
-            <m:chr m:val="̃"/>
-          </m:accPr>
+        <m:limLow>
           <m:e>
             <m:r>
               <m:t>0</m:t>
             </m:r>
           </m:e>
-        </m:acc>
+          <m:lim>
+            <m:r>
+              <m:rPr>
+                <m:sty m:val="p"/>
+              </m:rPr>
+              <m:t>∼</m:t>
+            </m:r>
+          </m:lim>
+        </m:limLow>
       </m:oMath>
       <w:r>
         <w:t xml:space="preserve"> </w:t>
@@ -14775,16 +15510,21 @@
         </m:r>
         <m:sSub>
           <m:e>
-            <m:acc>
-              <m:accPr>
-                <m:chr m:val="̃"/>
-              </m:accPr>
+            <m:limLow>
               <m:e>
                 <m:r>
                   <m:t>x</m:t>
                 </m:r>
               </m:e>
-            </m:acc>
+              <m:lim>
+                <m:r>
+                  <m:rPr>
+                    <m:sty m:val="p"/>
+                  </m:rPr>
+                  <m:t>∼</m:t>
+                </m:r>
+              </m:lim>
+            </m:limLow>
           </m:e>
           <m:sub>
             <m:r>
@@ -14800,16 +15540,21 @@
         </m:r>
         <m:sSub>
           <m:e>
-            <m:acc>
-              <m:accPr>
-                <m:chr m:val="̃"/>
-              </m:accPr>
+            <m:limLow>
               <m:e>
                 <m:r>
                   <m:t>x</m:t>
                 </m:r>
               </m:e>
-            </m:acc>
+              <m:lim>
+                <m:r>
+                  <m:rPr>
+                    <m:sty m:val="p"/>
+                  </m:rPr>
+                  <m:t>∼</m:t>
+                </m:r>
+              </m:lim>
+            </m:limLow>
           </m:e>
           <m:sub>
             <m:r>
@@ -14837,16 +15582,21 @@
         </m:r>
         <m:sSub>
           <m:e>
-            <m:acc>
-              <m:accPr>
-                <m:chr m:val="̃"/>
-              </m:accPr>
+            <m:limLow>
               <m:e>
                 <m:r>
                   <m:t>x</m:t>
                 </m:r>
               </m:e>
-            </m:acc>
+              <m:lim>
+                <m:r>
+                  <m:rPr>
+                    <m:sty m:val="p"/>
+                  </m:rPr>
+                  <m:t>∼</m:t>
+                </m:r>
+              </m:lim>
+            </m:limLow>
           </m:e>
           <m:sub>
             <m:r>
@@ -14957,16 +15707,21 @@
         <m:oMath>
           <m:sSub>
             <m:e>
-              <m:acc>
-                <m:accPr>
-                  <m:chr m:val="̃"/>
-                </m:accPr>
+              <m:limLow>
                 <m:e>
                   <m:r>
                     <m:t>x</m:t>
                   </m:r>
                 </m:e>
-              </m:acc>
+                <m:lim>
+                  <m:r>
+                    <m:rPr>
+                      <m:sty m:val="p"/>
+                    </m:rPr>
+                    <m:t>∼</m:t>
+                  </m:r>
+                </m:lim>
+              </m:limLow>
             </m:e>
             <m:sub>
               <m:r>
@@ -14982,16 +15737,21 @@
           </m:r>
           <m:sSub>
             <m:e>
-              <m:acc>
-                <m:accPr>
-                  <m:chr m:val="̃"/>
-                </m:accPr>
+              <m:limLow>
                 <m:e>
                   <m:r>
                     <m:t>x</m:t>
                   </m:r>
                 </m:e>
-              </m:acc>
+                <m:lim>
+                  <m:r>
+                    <m:rPr>
+                      <m:sty m:val="p"/>
+                    </m:rPr>
+                    <m:t>∼</m:t>
+                  </m:r>
+                </m:lim>
+              </m:limLow>
             </m:e>
             <m:sub>
               <m:r>
@@ -15119,16 +15879,21 @@
       <m:oMath>
         <m:sSub>
           <m:e>
-            <m:acc>
-              <m:accPr>
-                <m:chr m:val="̃"/>
-              </m:accPr>
+            <m:limLow>
               <m:e>
                 <m:r>
                   <m:t>e</m:t>
                 </m:r>
               </m:e>
-            </m:acc>
+              <m:lim>
+                <m:r>
+                  <m:rPr>
+                    <m:sty m:val="p"/>
+                  </m:rPr>
+                  <m:t>∼</m:t>
+                </m:r>
+              </m:lim>
+            </m:limLow>
           </m:e>
           <m:sub>
             <m:r>
@@ -15144,16 +15909,21 @@
         </m:r>
         <m:sSub>
           <m:e>
-            <m:acc>
-              <m:accPr>
-                <m:chr m:val="̃"/>
-              </m:accPr>
+            <m:limLow>
               <m:e>
                 <m:r>
                   <m:t>e</m:t>
                 </m:r>
               </m:e>
-            </m:acc>
+              <m:lim>
+                <m:r>
+                  <m:rPr>
+                    <m:sty m:val="p"/>
+                  </m:rPr>
+                  <m:t>∼</m:t>
+                </m:r>
+              </m:lim>
+            </m:limLow>
           </m:e>
           <m:sub>
             <m:r>
@@ -15181,16 +15951,21 @@
         </m:r>
         <m:sSub>
           <m:e>
-            <m:acc>
-              <m:accPr>
-                <m:chr m:val="̃"/>
-              </m:accPr>
+            <m:limLow>
               <m:e>
                 <m:r>
                   <m:t>e</m:t>
                 </m:r>
               </m:e>
-            </m:acc>
+              <m:lim>
+                <m:r>
+                  <m:rPr>
+                    <m:sty m:val="p"/>
+                  </m:rPr>
+                  <m:t>∼</m:t>
+                </m:r>
+              </m:lim>
+            </m:limLow>
           </m:e>
           <m:sub>
             <m:r>
@@ -15242,16 +16017,21 @@
       <m:oMath>
         <m:sSub>
           <m:e>
-            <m:acc>
-              <m:accPr>
-                <m:chr m:val="̃"/>
-              </m:accPr>
+            <m:limLow>
               <m:e>
                 <m:r>
                   <m:t>e</m:t>
                 </m:r>
               </m:e>
-            </m:acc>
+              <m:lim>
+                <m:r>
+                  <m:rPr>
+                    <m:sty m:val="p"/>
+                  </m:rPr>
+                  <m:t>∼</m:t>
+                </m:r>
+              </m:lim>
+            </m:limLow>
           </m:e>
           <m:sub>
             <m:r>
@@ -15267,16 +16047,21 @@
         </m:r>
         <m:sSub>
           <m:e>
-            <m:acc>
-              <m:accPr>
-                <m:chr m:val="̃"/>
-              </m:accPr>
+            <m:limLow>
               <m:e>
                 <m:r>
                   <m:t>e</m:t>
                 </m:r>
               </m:e>
-            </m:acc>
+              <m:lim>
+                <m:r>
+                  <m:rPr>
+                    <m:sty m:val="p"/>
+                  </m:rPr>
+                  <m:t>∼</m:t>
+                </m:r>
+              </m:lim>
+            </m:limLow>
           </m:e>
           <m:sub>
             <m:r>
@@ -15311,16 +16096,21 @@
       <m:oMath>
         <m:sSub>
           <m:e>
-            <m:acc>
-              <m:accPr>
-                <m:chr m:val="̃"/>
-              </m:accPr>
+            <m:limLow>
               <m:e>
                 <m:r>
                   <m:t>e</m:t>
                 </m:r>
               </m:e>
-            </m:acc>
+              <m:lim>
+                <m:r>
+                  <m:rPr>
+                    <m:sty m:val="p"/>
+                  </m:rPr>
+                  <m:t>∼</m:t>
+                </m:r>
+              </m:lim>
+            </m:limLow>
           </m:e>
           <m:sub>
             <m:r>
@@ -15449,16 +16239,21 @@
             <m:e>
               <m:sSub>
                 <m:e>
-                  <m:acc>
-                    <m:accPr>
-                      <m:chr m:val="̃"/>
-                    </m:accPr>
+                  <m:limLow>
                     <m:e>
                       <m:r>
                         <m:t>e</m:t>
                       </m:r>
                     </m:e>
-                  </m:acc>
+                    <m:lim>
+                      <m:r>
+                        <m:rPr>
+                          <m:sty m:val="p"/>
+                        </m:rPr>
+                        <m:t>∼</m:t>
+                      </m:r>
+                    </m:lim>
+                  </m:limLow>
                 </m:e>
                 <m:sub>
                   <m:r>
@@ -15474,16 +16269,21 @@
               </m:r>
               <m:sSub>
                 <m:e>
-                  <m:acc>
-                    <m:accPr>
-                      <m:chr m:val="̃"/>
-                    </m:accPr>
+                  <m:limLow>
                     <m:e>
                       <m:r>
                         <m:t>e</m:t>
                       </m:r>
                     </m:e>
-                  </m:acc>
+                    <m:lim>
+                      <m:r>
+                        <m:rPr>
+                          <m:sty m:val="p"/>
+                        </m:rPr>
+                        <m:t>∼</m:t>
+                      </m:r>
+                    </m:lim>
+                  </m:limLow>
                 </m:e>
                 <m:sub>
                   <m:r>
@@ -15568,16 +16368,21 @@
             <m:e>
               <m:sSub>
                 <m:e>
-                  <m:acc>
-                    <m:accPr>
-                      <m:chr m:val="̃"/>
-                    </m:accPr>
+                  <m:limLow>
                     <m:e>
                       <m:r>
                         <m:t>e</m:t>
                       </m:r>
                     </m:e>
-                  </m:acc>
+                    <m:lim>
+                      <m:r>
+                        <m:rPr>
+                          <m:sty m:val="p"/>
+                        </m:rPr>
+                        <m:t>∼</m:t>
+                      </m:r>
+                    </m:lim>
+                  </m:limLow>
                 </m:e>
                 <m:sub>
                   <m:r>
@@ -15593,16 +16398,21 @@
               </m:r>
               <m:sSub>
                 <m:e>
-                  <m:acc>
-                    <m:accPr>
-                      <m:chr m:val="̃"/>
-                    </m:accPr>
+                  <m:limLow>
                     <m:e>
                       <m:r>
                         <m:t>e</m:t>
                       </m:r>
                     </m:e>
-                  </m:acc>
+                    <m:lim>
+                      <m:r>
+                        <m:rPr>
+                          <m:sty m:val="p"/>
+                        </m:rPr>
+                        <m:t>∼</m:t>
+                      </m:r>
+                    </m:lim>
+                  </m:limLow>
                 </m:e>
                 <m:sub>
                   <m:r>
@@ -15695,16 +16505,21 @@
             <m:e>
               <m:sSub>
                 <m:e>
-                  <m:acc>
-                    <m:accPr>
-                      <m:chr m:val="̃"/>
-                    </m:accPr>
+                  <m:limLow>
                     <m:e>
                       <m:r>
                         <m:t>e</m:t>
                       </m:r>
                     </m:e>
-                  </m:acc>
+                    <m:lim>
+                      <m:r>
+                        <m:rPr>
+                          <m:sty m:val="p"/>
+                        </m:rPr>
+                        <m:t>∼</m:t>
+                      </m:r>
+                    </m:lim>
+                  </m:limLow>
                 </m:e>
                 <m:sub>
                   <m:r>
@@ -15720,16 +16535,21 @@
               </m:r>
               <m:sSub>
                 <m:e>
-                  <m:acc>
-                    <m:accPr>
-                      <m:chr m:val="̃"/>
-                    </m:accPr>
+                  <m:limLow>
                     <m:e>
                       <m:r>
                         <m:t>e</m:t>
                       </m:r>
                     </m:e>
-                  </m:acc>
+                    <m:lim>
+                      <m:r>
+                        <m:rPr>
+                          <m:sty m:val="p"/>
+                        </m:rPr>
+                        <m:t>∼</m:t>
+                      </m:r>
+                    </m:lim>
+                  </m:limLow>
                 </m:e>
                 <m:sub>
                   <m:r>
@@ -16439,16 +17259,21 @@
           <m:jc m:val="center"/>
         </m:oMathParaPr>
         <m:oMath>
-          <m:acc>
-            <m:accPr>
-              <m:chr m:val="̃"/>
-            </m:accPr>
+          <m:limLow>
             <m:e>
               <m:r>
                 <m:t>a</m:t>
               </m:r>
             </m:e>
-          </m:acc>
+            <m:lim>
+              <m:r>
+                <m:rPr>
+                  <m:sty m:val="p"/>
+                </m:rPr>
+                <m:t>∼</m:t>
+              </m:r>
+            </m:lim>
+          </m:limLow>
           <m:r>
             <m:rPr>
               <m:sty m:val="p"/>
@@ -16515,16 +17340,21 @@
           <m:r>
             <m:t>  </m:t>
           </m:r>
-          <m:acc>
-            <m:accPr>
-              <m:chr m:val="̃"/>
-            </m:accPr>
+          <m:limLow>
             <m:e>
               <m:r>
                 <m:t>b</m:t>
               </m:r>
             </m:e>
-          </m:acc>
+            <m:lim>
+              <m:r>
+                <m:rPr>
+                  <m:sty m:val="p"/>
+                </m:rPr>
+                <m:t>∼</m:t>
+              </m:r>
+            </m:lim>
+          </m:limLow>
           <m:r>
             <m:rPr>
               <m:sty m:val="p"/>
@@ -16598,16 +17428,21 @@
       <m:oMath>
         <m:sSup>
           <m:e>
-            <m:acc>
-              <m:accPr>
-                <m:chr m:val="̃"/>
-              </m:accPr>
+            <m:limLow>
               <m:e>
                 <m:r>
                   <m:t>a</m:t>
                 </m:r>
               </m:e>
-            </m:acc>
+              <m:lim>
+                <m:r>
+                  <m:rPr>
+                    <m:sty m:val="p"/>
+                  </m:rPr>
+                  <m:t>∼</m:t>
+                </m:r>
+              </m:lim>
+            </m:limLow>
           </m:e>
           <m:sup>
             <m:r>
@@ -16618,16 +17453,21 @@
             </m:r>
           </m:sup>
         </m:sSup>
-        <m:acc>
-          <m:accPr>
-            <m:chr m:val="̃"/>
-          </m:accPr>
+        <m:limLow>
           <m:e>
             <m:r>
               <m:t>b</m:t>
             </m:r>
           </m:e>
-        </m:acc>
+          <m:lim>
+            <m:r>
+              <m:rPr>
+                <m:sty m:val="p"/>
+              </m:rPr>
+              <m:t>∼</m:t>
+            </m:r>
+          </m:lim>
+        </m:limLow>
       </m:oMath>
       <w:r>
         <w:t xml:space="preserve"> </w:t>
@@ -16650,16 +17490,21 @@
             <m:grow/>
           </m:dPr>
           <m:e>
-            <m:acc>
-              <m:accPr>
-                <m:chr m:val="̃"/>
-              </m:accPr>
+            <m:limLow>
               <m:e>
                 <m:r>
                   <m:t>a</m:t>
                 </m:r>
               </m:e>
-            </m:acc>
+              <m:lim>
+                <m:r>
+                  <m:rPr>
+                    <m:sty m:val="p"/>
+                  </m:rPr>
+                  <m:t>∼</m:t>
+                </m:r>
+              </m:lim>
+            </m:limLow>
           </m:e>
         </m:d>
         <m:sSub>
@@ -16710,32 +17555,42 @@
         <m:oMath>
           <m:eqArr>
             <m:e>
-              <m:acc>
-                <m:accPr>
-                  <m:chr m:val="̃"/>
-                </m:accPr>
+              <m:limLow>
                 <m:e>
                   <m:r>
                     <m:t>a</m:t>
                   </m:r>
                 </m:e>
-              </m:acc>
+                <m:lim>
+                  <m:r>
+                    <m:rPr>
+                      <m:sty m:val="p"/>
+                    </m:rPr>
+                    <m:t>∼</m:t>
+                  </m:r>
+                </m:lim>
+              </m:limLow>
               <m:r>
                 <m:rPr>
                   <m:sty m:val="p"/>
                 </m:rPr>
                 <m:t>⋅</m:t>
               </m:r>
-              <m:acc>
-                <m:accPr>
-                  <m:chr m:val="̃"/>
-                </m:accPr>
+              <m:limLow>
                 <m:e>
                   <m:r>
                     <m:t>b</m:t>
                   </m:r>
                 </m:e>
-              </m:acc>
+                <m:lim>
+                  <m:r>
+                    <m:rPr>
+                      <m:sty m:val="p"/>
+                    </m:rPr>
+                    <m:t>∼</m:t>
+                  </m:r>
+                </m:lim>
+              </m:limLow>
               <m:r>
                 <m:t>&amp;</m:t>
               </m:r>
@@ -16927,16 +17782,21 @@
         <w:t xml:space="preserve"> </w:t>
       </w:r>
       <m:oMath>
-        <m:acc>
-          <m:accPr>
-            <m:chr m:val="̃"/>
-          </m:accPr>
+        <m:limLow>
           <m:e>
             <m:r>
               <m:t>a</m:t>
             </m:r>
           </m:e>
-        </m:acc>
+          <m:lim>
+            <m:r>
+              <m:rPr>
+                <m:sty m:val="p"/>
+              </m:rPr>
+              <m:t>∼</m:t>
+            </m:r>
+          </m:lim>
+        </m:limLow>
       </m:oMath>
       <w:r>
         <w:t xml:space="preserve"> </w:t>
@@ -16956,32 +17816,42 @@
         <m:oMath>
           <m:eqArr>
             <m:e>
-              <m:acc>
-                <m:accPr>
-                  <m:chr m:val="̃"/>
-                </m:accPr>
+              <m:limLow>
                 <m:e>
                   <m:r>
                     <m:t>a</m:t>
                   </m:r>
                 </m:e>
-              </m:acc>
+                <m:lim>
+                  <m:r>
+                    <m:rPr>
+                      <m:sty m:val="p"/>
+                    </m:rPr>
+                    <m:t>∼</m:t>
+                  </m:r>
+                </m:lim>
+              </m:limLow>
               <m:r>
                 <m:rPr>
                   <m:sty m:val="p"/>
                 </m:rPr>
                 <m:t>⋅</m:t>
               </m:r>
-              <m:acc>
-                <m:accPr>
-                  <m:chr m:val="̃"/>
-                </m:accPr>
+              <m:limLow>
                 <m:e>
                   <m:r>
                     <m:t>a</m:t>
                   </m:r>
                 </m:e>
-              </m:acc>
+                <m:lim>
+                  <m:r>
+                    <m:rPr>
+                      <m:sty m:val="p"/>
+                    </m:rPr>
+                    <m:t>∼</m:t>
+                  </m:r>
+                </m:lim>
+              </m:limLow>
               <m:r>
                 <m:t>&amp;</m:t>
               </m:r>
@@ -17136,16 +18006,21 @@
               <m:grow/>
             </m:dPr>
             <m:e>
-              <m:acc>
-                <m:accPr>
-                  <m:chr m:val="̃"/>
-                </m:accPr>
+              <m:limLow>
                 <m:e>
                   <m:r>
                     <m:t>a</m:t>
                   </m:r>
                 </m:e>
-              </m:acc>
+                <m:lim>
+                  <m:r>
+                    <m:rPr>
+                      <m:sty m:val="p"/>
+                    </m:rPr>
+                    <m:t>∼</m:t>
+                  </m:r>
+                </m:lim>
+              </m:limLow>
             </m:e>
           </m:d>
           <m:sSub>
